--- a/2-运维相关组织架构及职责说明/0201-组织架构图及部门职责.docx
+++ b/2-运维相关组织架构及职责说明/0201-组织架构图及部门职责.docx
@@ -126,7 +126,7 @@
         <w:topLinePunct w:val="0"/>
         <w:bidi w:val="0"/>
       </w:pPr>
-      <w:bookmarkStart w:id="0" w:name="_Toc27293"/>
+      <w:bookmarkStart w:id="0" w:name="_Toc16493"/>
       <w:r>
         <w:rPr>
           <w:rFonts w:hint="eastAsia"/>
@@ -152,7 +152,7 @@
           <w:lang w:val="en-US"/>
         </w:rPr>
       </w:pPr>
-      <w:bookmarkStart w:id="1" w:name="_Toc19315"/>
+      <w:bookmarkStart w:id="1" w:name="_Toc20"/>
       <w:r>
         <w:rPr>
           <w:rFonts w:hint="eastAsia"/>
@@ -1831,17 +1831,9 @@
         <w:p>
           <w:pPr>
             <w:pStyle w:val="17"/>
-            <w:keepNext w:val="0"/>
-            <w:keepLines w:val="0"/>
-            <w:pageBreakBefore w:val="0"/>
-            <w:widowControl w:val="0"/>
             <w:tabs>
               <w:tab w:val="right" w:leader="dot" w:pos="8306"/>
             </w:tabs>
-            <w:wordWrap/>
-            <w:overflowPunct/>
-            <w:topLinePunct w:val="0"/>
-            <w:bidi w:val="0"/>
           </w:pPr>
           <w:r>
             <w:rPr>
@@ -1879,7 +1871,7 @@
               <w:rFonts w:hint="eastAsia" w:ascii="宋体" w:hAnsi="宋体" w:eastAsia="宋体" w:cs="宋体"/>
               <w:szCs w:val="24"/>
             </w:rPr>
-            <w:instrText xml:space="preserve"> HYPERLINK \l _Toc27293 </w:instrText>
+            <w:instrText xml:space="preserve"> HYPERLINK \l _Toc16493 </w:instrText>
           </w:r>
           <w:r>
             <w:rPr>
@@ -1902,7 +1894,7 @@
             <w:fldChar w:fldCharType="begin"/>
           </w:r>
           <w:r>
-            <w:instrText xml:space="preserve"> PAGEREF _Toc27293 \h </w:instrText>
+            <w:instrText xml:space="preserve"> PAGEREF _Toc16493 \h </w:instrText>
           </w:r>
           <w:r>
             <w:fldChar w:fldCharType="separate"/>
@@ -1924,17 +1916,9 @@
         <w:p>
           <w:pPr>
             <w:pStyle w:val="17"/>
-            <w:keepNext w:val="0"/>
-            <w:keepLines w:val="0"/>
-            <w:pageBreakBefore w:val="0"/>
-            <w:widowControl w:val="0"/>
             <w:tabs>
               <w:tab w:val="right" w:leader="dot" w:pos="8306"/>
             </w:tabs>
-            <w:wordWrap/>
-            <w:overflowPunct/>
-            <w:topLinePunct w:val="0"/>
-            <w:bidi w:val="0"/>
           </w:pPr>
           <w:r>
             <w:rPr>
@@ -1948,7 +1932,7 @@
               <w:rFonts w:hint="eastAsia" w:ascii="宋体" w:hAnsi="宋体" w:eastAsia="宋体" w:cs="宋体"/>
               <w:szCs w:val="24"/>
             </w:rPr>
-            <w:instrText xml:space="preserve"> HYPERLINK \l _Toc19315 </w:instrText>
+            <w:instrText xml:space="preserve"> HYPERLINK \l _Toc20 </w:instrText>
           </w:r>
           <w:r>
             <w:rPr>
@@ -1971,7 +1955,7 @@
             <w:fldChar w:fldCharType="begin"/>
           </w:r>
           <w:r>
-            <w:instrText xml:space="preserve"> PAGEREF _Toc19315 \h </w:instrText>
+            <w:instrText xml:space="preserve"> PAGEREF _Toc20 \h </w:instrText>
           </w:r>
           <w:r>
             <w:fldChar w:fldCharType="separate"/>
@@ -1993,17 +1977,9 @@
         <w:p>
           <w:pPr>
             <w:pStyle w:val="17"/>
-            <w:keepNext w:val="0"/>
-            <w:keepLines w:val="0"/>
-            <w:pageBreakBefore w:val="0"/>
-            <w:widowControl w:val="0"/>
             <w:tabs>
               <w:tab w:val="right" w:leader="dot" w:pos="8306"/>
             </w:tabs>
-            <w:wordWrap/>
-            <w:overflowPunct/>
-            <w:topLinePunct w:val="0"/>
-            <w:bidi w:val="0"/>
           </w:pPr>
           <w:r>
             <w:rPr>
@@ -2017,7 +1993,7 @@
               <w:rFonts w:hint="eastAsia" w:ascii="宋体" w:hAnsi="宋体" w:eastAsia="宋体" w:cs="宋体"/>
               <w:szCs w:val="24"/>
             </w:rPr>
-            <w:instrText xml:space="preserve"> HYPERLINK \l _Toc4989 </w:instrText>
+            <w:instrText xml:space="preserve"> HYPERLINK \l _Toc3626 </w:instrText>
           </w:r>
           <w:r>
             <w:rPr>
@@ -2047,7 +2023,7 @@
             <w:fldChar w:fldCharType="begin"/>
           </w:r>
           <w:r>
-            <w:instrText xml:space="preserve"> PAGEREF _Toc4989 \h </w:instrText>
+            <w:instrText xml:space="preserve"> PAGEREF _Toc3626 \h </w:instrText>
           </w:r>
           <w:r>
             <w:fldChar w:fldCharType="separate"/>
@@ -2069,17 +2045,9 @@
         <w:p>
           <w:pPr>
             <w:pStyle w:val="17"/>
-            <w:keepNext w:val="0"/>
-            <w:keepLines w:val="0"/>
-            <w:pageBreakBefore w:val="0"/>
-            <w:widowControl w:val="0"/>
             <w:tabs>
               <w:tab w:val="right" w:leader="dot" w:pos="8306"/>
             </w:tabs>
-            <w:wordWrap/>
-            <w:overflowPunct/>
-            <w:topLinePunct w:val="0"/>
-            <w:bidi w:val="0"/>
           </w:pPr>
           <w:r>
             <w:rPr>
@@ -2093,7 +2061,7 @@
               <w:rFonts w:hint="eastAsia" w:ascii="宋体" w:hAnsi="宋体" w:eastAsia="宋体" w:cs="宋体"/>
               <w:szCs w:val="24"/>
             </w:rPr>
-            <w:instrText xml:space="preserve"> HYPERLINK \l _Toc17197 </w:instrText>
+            <w:instrText xml:space="preserve"> HYPERLINK \l _Toc22837 </w:instrText>
           </w:r>
           <w:r>
             <w:rPr>
@@ -2118,7 +2086,7 @@
             <w:fldChar w:fldCharType="begin"/>
           </w:r>
           <w:r>
-            <w:instrText xml:space="preserve"> PAGEREF _Toc17197 \h </w:instrText>
+            <w:instrText xml:space="preserve"> PAGEREF _Toc22837 \h </w:instrText>
           </w:r>
           <w:r>
             <w:fldChar w:fldCharType="separate"/>
@@ -2140,17 +2108,9 @@
         <w:p>
           <w:pPr>
             <w:pStyle w:val="2"/>
-            <w:keepNext w:val="0"/>
-            <w:keepLines w:val="0"/>
-            <w:pageBreakBefore w:val="0"/>
-            <w:widowControl w:val="0"/>
             <w:tabs>
               <w:tab w:val="right" w:leader="dot" w:pos="8306"/>
             </w:tabs>
-            <w:wordWrap/>
-            <w:overflowPunct/>
-            <w:topLinePunct w:val="0"/>
-            <w:bidi w:val="0"/>
           </w:pPr>
           <w:r>
             <w:rPr>
@@ -2164,7 +2124,7 @@
               <w:rFonts w:hint="eastAsia" w:ascii="宋体" w:hAnsi="宋体" w:eastAsia="宋体" w:cs="宋体"/>
               <w:szCs w:val="24"/>
             </w:rPr>
-            <w:instrText xml:space="preserve"> HYPERLINK \l _Toc1635 </w:instrText>
+            <w:instrText xml:space="preserve"> HYPERLINK \l _Toc17122 </w:instrText>
           </w:r>
           <w:r>
             <w:rPr>
@@ -2194,7 +2154,7 @@
             <w:fldChar w:fldCharType="begin"/>
           </w:r>
           <w:r>
-            <w:instrText xml:space="preserve"> PAGEREF _Toc1635 \h </w:instrText>
+            <w:instrText xml:space="preserve"> PAGEREF _Toc17122 \h </w:instrText>
           </w:r>
           <w:r>
             <w:fldChar w:fldCharType="separate"/>
@@ -2216,17 +2176,9 @@
         <w:p>
           <w:pPr>
             <w:pStyle w:val="2"/>
-            <w:keepNext w:val="0"/>
-            <w:keepLines w:val="0"/>
-            <w:pageBreakBefore w:val="0"/>
-            <w:widowControl w:val="0"/>
             <w:tabs>
               <w:tab w:val="right" w:leader="dot" w:pos="8306"/>
             </w:tabs>
-            <w:wordWrap/>
-            <w:overflowPunct/>
-            <w:topLinePunct w:val="0"/>
-            <w:bidi w:val="0"/>
           </w:pPr>
           <w:r>
             <w:rPr>
@@ -2240,7 +2192,7 @@
               <w:rFonts w:hint="eastAsia" w:ascii="宋体" w:hAnsi="宋体" w:eastAsia="宋体" w:cs="宋体"/>
               <w:szCs w:val="24"/>
             </w:rPr>
-            <w:instrText xml:space="preserve"> HYPERLINK \l _Toc18661 </w:instrText>
+            <w:instrText xml:space="preserve"> HYPERLINK \l _Toc25950 </w:instrText>
           </w:r>
           <w:r>
             <w:rPr>
@@ -2266,27 +2218,19 @@
             <w:t>岗位职责说明</w:t>
           </w:r>
           <w:r>
-            <w:rPr>
-              <w:rFonts w:ascii="黑体" w:hAnsi="黑体" w:eastAsia="黑体" w:cs="黑体"/>
-              <w:spacing w:val="-2"/>
-              <w:szCs w:val="24"/>
-            </w:rPr>
-            <w:t>：</w:t>
-          </w:r>
-          <w:r>
             <w:tab/>
           </w:r>
           <w:r>
             <w:fldChar w:fldCharType="begin"/>
           </w:r>
           <w:r>
-            <w:instrText xml:space="preserve"> PAGEREF _Toc18661 \h </w:instrText>
+            <w:instrText xml:space="preserve"> PAGEREF _Toc25950 \h </w:instrText>
           </w:r>
           <w:r>
             <w:fldChar w:fldCharType="separate"/>
           </w:r>
           <w:r>
-            <w:t>5</w:t>
+            <w:t>6</w:t>
           </w:r>
           <w:r>
             <w:fldChar w:fldCharType="end"/>
@@ -2302,17 +2246,9 @@
         <w:p>
           <w:pPr>
             <w:pStyle w:val="14"/>
-            <w:keepNext w:val="0"/>
-            <w:keepLines w:val="0"/>
-            <w:pageBreakBefore w:val="0"/>
-            <w:widowControl w:val="0"/>
             <w:tabs>
               <w:tab w:val="right" w:leader="dot" w:pos="8306"/>
             </w:tabs>
-            <w:wordWrap/>
-            <w:overflowPunct/>
-            <w:topLinePunct w:val="0"/>
-            <w:bidi w:val="0"/>
           </w:pPr>
           <w:r>
             <w:rPr>
@@ -2326,7 +2262,7 @@
               <w:rFonts w:hint="eastAsia" w:ascii="宋体" w:hAnsi="宋体" w:eastAsia="宋体" w:cs="宋体"/>
               <w:szCs w:val="24"/>
             </w:rPr>
-            <w:instrText xml:space="preserve"> HYPERLINK \l _Toc5153 </w:instrText>
+            <w:instrText xml:space="preserve"> HYPERLINK \l _Toc24465 </w:instrText>
           </w:r>
           <w:r>
             <w:rPr>
@@ -2351,13 +2287,13 @@
             <w:fldChar w:fldCharType="begin"/>
           </w:r>
           <w:r>
-            <w:instrText xml:space="preserve"> PAGEREF _Toc5153 \h </w:instrText>
+            <w:instrText xml:space="preserve"> PAGEREF _Toc24465 \h </w:instrText>
           </w:r>
           <w:r>
             <w:fldChar w:fldCharType="separate"/>
           </w:r>
           <w:r>
-            <w:t>5</w:t>
+            <w:t>6</w:t>
           </w:r>
           <w:r>
             <w:fldChar w:fldCharType="end"/>
@@ -2373,17 +2309,9 @@
         <w:p>
           <w:pPr>
             <w:pStyle w:val="14"/>
-            <w:keepNext w:val="0"/>
-            <w:keepLines w:val="0"/>
-            <w:pageBreakBefore w:val="0"/>
-            <w:widowControl w:val="0"/>
             <w:tabs>
               <w:tab w:val="right" w:leader="dot" w:pos="8306"/>
             </w:tabs>
-            <w:wordWrap/>
-            <w:overflowPunct/>
-            <w:topLinePunct w:val="0"/>
-            <w:bidi w:val="0"/>
           </w:pPr>
           <w:r>
             <w:rPr>
@@ -2397,7 +2325,7 @@
               <w:rFonts w:hint="eastAsia" w:ascii="宋体" w:hAnsi="宋体" w:eastAsia="宋体" w:cs="宋体"/>
               <w:szCs w:val="24"/>
             </w:rPr>
-            <w:instrText xml:space="preserve"> HYPERLINK \l _Toc5267 </w:instrText>
+            <w:instrText xml:space="preserve"> HYPERLINK \l _Toc2925 </w:instrText>
           </w:r>
           <w:r>
             <w:rPr>
@@ -2413,7 +2341,11 @@
             <w:t xml:space="preserve">2.2.2. </w:t>
           </w:r>
           <w:r>
-            <w:t>管理者代表</w:t>
+            <w:rPr>
+              <w:rFonts w:hint="eastAsia"/>
+              <w:lang w:val="en-US" w:eastAsia="zh-CN"/>
+            </w:rPr>
+            <w:t>副总经理</w:t>
           </w:r>
           <w:r>
             <w:tab/>
@@ -2422,13 +2354,13 @@
             <w:fldChar w:fldCharType="begin"/>
           </w:r>
           <w:r>
-            <w:instrText xml:space="preserve"> PAGEREF _Toc5267 \h </w:instrText>
+            <w:instrText xml:space="preserve"> PAGEREF _Toc2925 \h </w:instrText>
           </w:r>
           <w:r>
             <w:fldChar w:fldCharType="separate"/>
           </w:r>
           <w:r>
-            <w:t>6</w:t>
+            <w:t>7</w:t>
           </w:r>
           <w:r>
             <w:fldChar w:fldCharType="end"/>
@@ -2444,17 +2376,9 @@
         <w:p>
           <w:pPr>
             <w:pStyle w:val="14"/>
-            <w:keepNext w:val="0"/>
-            <w:keepLines w:val="0"/>
-            <w:pageBreakBefore w:val="0"/>
-            <w:widowControl w:val="0"/>
             <w:tabs>
               <w:tab w:val="right" w:leader="dot" w:pos="8306"/>
             </w:tabs>
-            <w:wordWrap/>
-            <w:overflowPunct/>
-            <w:topLinePunct w:val="0"/>
-            <w:bidi w:val="0"/>
           </w:pPr>
           <w:r>
             <w:rPr>
@@ -2468,7 +2392,7 @@
               <w:rFonts w:hint="eastAsia" w:ascii="宋体" w:hAnsi="宋体" w:eastAsia="宋体" w:cs="宋体"/>
               <w:szCs w:val="24"/>
             </w:rPr>
-            <w:instrText xml:space="preserve"> HYPERLINK \l _Toc23936 </w:instrText>
+            <w:instrText xml:space="preserve"> HYPERLINK \l _Toc14891 </w:instrText>
           </w:r>
           <w:r>
             <w:rPr>
@@ -2484,7 +2408,7 @@
             <w:t xml:space="preserve">2.2.3. </w:t>
           </w:r>
           <w:r>
-            <w:t>应急管理办公室</w:t>
+            <w:t>管理者代表</w:t>
           </w:r>
           <w:r>
             <w:tab/>
@@ -2493,13 +2417,13 @@
             <w:fldChar w:fldCharType="begin"/>
           </w:r>
           <w:r>
-            <w:instrText xml:space="preserve"> PAGEREF _Toc23936 \h </w:instrText>
+            <w:instrText xml:space="preserve"> PAGEREF _Toc14891 \h </w:instrText>
           </w:r>
           <w:r>
             <w:fldChar w:fldCharType="separate"/>
           </w:r>
           <w:r>
-            <w:t>6</w:t>
+            <w:t>7</w:t>
           </w:r>
           <w:r>
             <w:fldChar w:fldCharType="end"/>
@@ -2515,17 +2439,9 @@
         <w:p>
           <w:pPr>
             <w:pStyle w:val="14"/>
-            <w:keepNext w:val="0"/>
-            <w:keepLines w:val="0"/>
-            <w:pageBreakBefore w:val="0"/>
-            <w:widowControl w:val="0"/>
             <w:tabs>
               <w:tab w:val="right" w:leader="dot" w:pos="8306"/>
             </w:tabs>
-            <w:wordWrap/>
-            <w:overflowPunct/>
-            <w:topLinePunct w:val="0"/>
-            <w:bidi w:val="0"/>
           </w:pPr>
           <w:r>
             <w:rPr>
@@ -2539,7 +2455,7 @@
               <w:rFonts w:hint="eastAsia" w:ascii="宋体" w:hAnsi="宋体" w:eastAsia="宋体" w:cs="宋体"/>
               <w:szCs w:val="24"/>
             </w:rPr>
-            <w:instrText xml:space="preserve"> HYPERLINK \l _Toc4576 </w:instrText>
+            <w:instrText xml:space="preserve"> HYPERLINK \l _Toc20972 </w:instrText>
           </w:r>
           <w:r>
             <w:rPr>
@@ -2555,7 +2471,7 @@
             <w:t xml:space="preserve">2.2.4. </w:t>
           </w:r>
           <w:r>
-            <w:t>平台运维组</w:t>
+            <w:t>应急管理办公室</w:t>
           </w:r>
           <w:r>
             <w:tab/>
@@ -2564,13 +2480,13 @@
             <w:fldChar w:fldCharType="begin"/>
           </w:r>
           <w:r>
-            <w:instrText xml:space="preserve"> PAGEREF _Toc4576 \h </w:instrText>
+            <w:instrText xml:space="preserve"> PAGEREF _Toc20972 \h </w:instrText>
           </w:r>
           <w:r>
             <w:fldChar w:fldCharType="separate"/>
           </w:r>
           <w:r>
-            <w:t>7</w:t>
+            <w:t>8</w:t>
           </w:r>
           <w:r>
             <w:fldChar w:fldCharType="end"/>
@@ -2586,17 +2502,9 @@
         <w:p>
           <w:pPr>
             <w:pStyle w:val="14"/>
-            <w:keepNext w:val="0"/>
-            <w:keepLines w:val="0"/>
-            <w:pageBreakBefore w:val="0"/>
-            <w:widowControl w:val="0"/>
             <w:tabs>
               <w:tab w:val="right" w:leader="dot" w:pos="8306"/>
             </w:tabs>
-            <w:wordWrap/>
-            <w:overflowPunct/>
-            <w:topLinePunct w:val="0"/>
-            <w:bidi w:val="0"/>
           </w:pPr>
           <w:r>
             <w:rPr>
@@ -2610,7 +2518,7 @@
               <w:rFonts w:hint="eastAsia" w:ascii="宋体" w:hAnsi="宋体" w:eastAsia="宋体" w:cs="宋体"/>
               <w:szCs w:val="24"/>
             </w:rPr>
-            <w:instrText xml:space="preserve"> HYPERLINK \l _Toc15736 </w:instrText>
+            <w:instrText xml:space="preserve"> HYPERLINK \l _Toc11755 </w:instrText>
           </w:r>
           <w:r>
             <w:rPr>
@@ -2630,7 +2538,7 @@
               <w:rFonts w:hint="eastAsia"/>
               <w:lang w:val="en-US" w:eastAsia="zh-CN"/>
             </w:rPr>
-            <w:t>研发组</w:t>
+            <w:t>人工智能部</w:t>
           </w:r>
           <w:r>
             <w:tab/>
@@ -2639,13 +2547,13 @@
             <w:fldChar w:fldCharType="begin"/>
           </w:r>
           <w:r>
-            <w:instrText xml:space="preserve"> PAGEREF _Toc15736 \h </w:instrText>
+            <w:instrText xml:space="preserve"> PAGEREF _Toc11755 \h </w:instrText>
           </w:r>
           <w:r>
             <w:fldChar w:fldCharType="separate"/>
           </w:r>
           <w:r>
-            <w:t>7</w:t>
+            <w:t>8</w:t>
           </w:r>
           <w:r>
             <w:fldChar w:fldCharType="end"/>
@@ -2661,17 +2569,9 @@
         <w:p>
           <w:pPr>
             <w:pStyle w:val="14"/>
-            <w:keepNext w:val="0"/>
-            <w:keepLines w:val="0"/>
-            <w:pageBreakBefore w:val="0"/>
-            <w:widowControl w:val="0"/>
             <w:tabs>
               <w:tab w:val="right" w:leader="dot" w:pos="8306"/>
             </w:tabs>
-            <w:wordWrap/>
-            <w:overflowPunct/>
-            <w:topLinePunct w:val="0"/>
-            <w:bidi w:val="0"/>
           </w:pPr>
           <w:r>
             <w:rPr>
@@ -2685,7 +2585,7 @@
               <w:rFonts w:hint="eastAsia" w:ascii="宋体" w:hAnsi="宋体" w:eastAsia="宋体" w:cs="宋体"/>
               <w:szCs w:val="24"/>
             </w:rPr>
-            <w:instrText xml:space="preserve"> HYPERLINK \l _Toc15862 </w:instrText>
+            <w:instrText xml:space="preserve"> HYPERLINK \l _Toc17047 </w:instrText>
           </w:r>
           <w:r>
             <w:rPr>
@@ -2715,13 +2615,13 @@
             <w:fldChar w:fldCharType="begin"/>
           </w:r>
           <w:r>
-            <w:instrText xml:space="preserve"> PAGEREF _Toc15862 \h </w:instrText>
+            <w:instrText xml:space="preserve"> PAGEREF _Toc17047 \h </w:instrText>
           </w:r>
           <w:r>
             <w:fldChar w:fldCharType="separate"/>
           </w:r>
           <w:r>
-            <w:t>8</w:t>
+            <w:t>9</w:t>
           </w:r>
           <w:r>
             <w:fldChar w:fldCharType="end"/>
@@ -2737,17 +2637,9 @@
         <w:p>
           <w:pPr>
             <w:pStyle w:val="14"/>
-            <w:keepNext w:val="0"/>
-            <w:keepLines w:val="0"/>
-            <w:pageBreakBefore w:val="0"/>
-            <w:widowControl w:val="0"/>
             <w:tabs>
               <w:tab w:val="right" w:leader="dot" w:pos="8306"/>
             </w:tabs>
-            <w:wordWrap/>
-            <w:overflowPunct/>
-            <w:topLinePunct w:val="0"/>
-            <w:bidi w:val="0"/>
           </w:pPr>
           <w:r>
             <w:rPr>
@@ -2761,7 +2653,7 @@
               <w:rFonts w:hint="eastAsia" w:ascii="宋体" w:hAnsi="宋体" w:eastAsia="宋体" w:cs="宋体"/>
               <w:szCs w:val="24"/>
             </w:rPr>
-            <w:instrText xml:space="preserve"> HYPERLINK \l _Toc23128 </w:instrText>
+            <w:instrText xml:space="preserve"> HYPERLINK \l _Toc4932 </w:instrText>
           </w:r>
           <w:r>
             <w:rPr>
@@ -2790,13 +2682,81 @@
             <w:fldChar w:fldCharType="begin"/>
           </w:r>
           <w:r>
-            <w:instrText xml:space="preserve"> PAGEREF _Toc23128 \h </w:instrText>
+            <w:instrText xml:space="preserve"> PAGEREF _Toc4932 \h </w:instrText>
           </w:r>
           <w:r>
             <w:fldChar w:fldCharType="separate"/>
           </w:r>
           <w:r>
-            <w:t>8</w:t>
+            <w:t>10</w:t>
+          </w:r>
+          <w:r>
+            <w:fldChar w:fldCharType="end"/>
+          </w:r>
+          <w:r>
+            <w:rPr>
+              <w:rFonts w:hint="eastAsia" w:ascii="宋体" w:hAnsi="宋体" w:eastAsia="宋体" w:cs="宋体"/>
+              <w:szCs w:val="24"/>
+            </w:rPr>
+            <w:fldChar w:fldCharType="end"/>
+          </w:r>
+        </w:p>
+        <w:p>
+          <w:pPr>
+            <w:pStyle w:val="14"/>
+            <w:tabs>
+              <w:tab w:val="right" w:leader="dot" w:pos="8306"/>
+            </w:tabs>
+          </w:pPr>
+          <w:r>
+            <w:rPr>
+              <w:rFonts w:hint="eastAsia" w:ascii="宋体" w:hAnsi="宋体" w:eastAsia="宋体" w:cs="宋体"/>
+              <w:szCs w:val="24"/>
+            </w:rPr>
+            <w:fldChar w:fldCharType="begin"/>
+          </w:r>
+          <w:r>
+            <w:rPr>
+              <w:rFonts w:hint="eastAsia" w:ascii="宋体" w:hAnsi="宋体" w:eastAsia="宋体" w:cs="宋体"/>
+              <w:szCs w:val="24"/>
+            </w:rPr>
+            <w:instrText xml:space="preserve"> HYPERLINK \l _Toc6941 </w:instrText>
+          </w:r>
+          <w:r>
+            <w:rPr>
+              <w:rFonts w:hint="eastAsia" w:ascii="宋体" w:hAnsi="宋体" w:eastAsia="宋体" w:cs="宋体"/>
+              <w:szCs w:val="24"/>
+            </w:rPr>
+            <w:fldChar w:fldCharType="separate"/>
+          </w:r>
+          <w:r>
+            <w:rPr>
+              <w:rFonts w:hint="default"/>
+              <w:lang w:val="en-US" w:eastAsia="zh-CN"/>
+            </w:rPr>
+            <w:t xml:space="preserve">2.2.8. </w:t>
+          </w:r>
+          <w:r>
+            <w:rPr>
+              <w:rFonts w:hint="eastAsia"/>
+              <w:lang w:val="en-US" w:eastAsia="zh-CN"/>
+            </w:rPr>
+            <w:t>管控部</w:t>
+          </w:r>
+          <w:r>
+            <w:tab/>
+          </w:r>
+          <w:r>
+            <w:fldChar w:fldCharType="begin"/>
+          </w:r>
+          <w:r>
+            <w:instrText xml:space="preserve"> PAGEREF _Toc6941 \h </w:instrText>
+          </w:r>
+          <w:r>
+            <w:fldChar w:fldCharType="separate"/>
+          </w:r>
+          <w:r>
+            <w:t>11</w:t>
           </w:r>
           <w:r>
             <w:fldChar w:fldCharType="end"/>
@@ -2885,7 +2845,7 @@
           <w:lang w:val="en-US" w:eastAsia="zh-CN"/>
         </w:rPr>
       </w:pPr>
-      <w:bookmarkStart w:id="2" w:name="_Toc4989"/>
+      <w:bookmarkStart w:id="2" w:name="_Toc3626"/>
       <w:r>
         <w:rPr>
           <w:rFonts w:hint="eastAsia"/>
@@ -2926,7 +2886,25 @@
           <w:szCs w:val="24"/>
           <w:lang w:val="en-US" w:eastAsia="zh-CN"/>
         </w:rPr>
-        <w:t>青岛瑞源工程集团有限公司相关组织部门如下:</w:t>
+        <w:t>青岛瑞源工程集团有限公司</w:t>
+      </w:r>
+      <w:r>
+        <w:rPr>
+          <w:rFonts w:hint="eastAsia" w:ascii="宋体" w:hAnsi="宋体" w:cs="宋体"/>
+          <w:sz w:val="24"/>
+          <w:szCs w:val="24"/>
+          <w:lang w:val="en-US" w:eastAsia="zh-CN"/>
+        </w:rPr>
+        <w:t>运维</w:t>
+      </w:r>
+      <w:r>
+        <w:rPr>
+          <w:rFonts w:hint="eastAsia" w:ascii="宋体" w:hAnsi="宋体" w:eastAsia="宋体" w:cs="宋体"/>
+          <w:sz w:val="24"/>
+          <w:szCs w:val="24"/>
+          <w:lang w:val="en-US" w:eastAsia="zh-CN"/>
+        </w:rPr>
+        <w:t>相关组织部门如下:</w:t>
       </w:r>
     </w:p>
     <w:p>
@@ -3327,7 +3305,7 @@
         <w:widowControl w:val="0"/>
         <w:numPr>
           <w:ilvl w:val="0"/>
-          <w:numId w:val="6"/>
+          <w:numId w:val="4"/>
         </w:numPr>
         <w:kinsoku w:val="0"/>
         <w:wordWrap/>
@@ -3342,31 +3320,31 @@
         <w:ind w:left="1260" w:leftChars="0" w:hanging="420" w:firstLineChars="0"/>
         <w:textAlignment w:val="baseline"/>
         <w:rPr>
+          <w:rFonts w:hint="default" w:ascii="宋体" w:hAnsi="宋体" w:eastAsia="宋体" w:cs="宋体"/>
+          <w:sz w:val="24"/>
+          <w:szCs w:val="24"/>
+          <w:lang w:val="en-US" w:eastAsia="zh-CN"/>
+        </w:rPr>
+      </w:pPr>
+      <w:r>
+        <w:rPr>
           <w:rFonts w:hint="eastAsia" w:ascii="宋体" w:hAnsi="宋体" w:eastAsia="宋体" w:cs="宋体"/>
           <w:sz w:val="24"/>
           <w:szCs w:val="24"/>
           <w:lang w:val="en-US" w:eastAsia="zh-CN"/>
         </w:rPr>
-      </w:pPr>
-      <w:r>
-        <w:rPr>
-          <w:rFonts w:hint="eastAsia" w:ascii="宋体" w:hAnsi="宋体" w:eastAsia="宋体" w:cs="宋体"/>
-          <w:sz w:val="24"/>
-          <w:szCs w:val="24"/>
-          <w:lang w:val="en-US" w:eastAsia="zh-CN"/>
-        </w:rPr>
-        <w:t>平台运维组</w:t>
-      </w:r>
-    </w:p>
-    <w:p>
-      <w:pPr>
-        <w:keepNext w:val="0"/>
-        <w:keepLines w:val="0"/>
-        <w:pageBreakBefore w:val="0"/>
-        <w:widowControl w:val="0"/>
-        <w:numPr>
-          <w:ilvl w:val="0"/>
-          <w:numId w:val="7"/>
+        <w:t>人工智能部</w:t>
+      </w:r>
+    </w:p>
+    <w:p>
+      <w:pPr>
+        <w:keepNext w:val="0"/>
+        <w:keepLines w:val="0"/>
+        <w:pageBreakBefore w:val="0"/>
+        <w:widowControl w:val="0"/>
+        <w:numPr>
+          <w:ilvl w:val="0"/>
+          <w:numId w:val="6"/>
         </w:numPr>
         <w:kinsoku w:val="0"/>
         <w:wordWrap/>
@@ -3394,6 +3372,45 @@
           <w:szCs w:val="24"/>
           <w:lang w:val="en-US" w:eastAsia="zh-CN"/>
         </w:rPr>
+        <w:t>平台运维组</w:t>
+      </w:r>
+    </w:p>
+    <w:p>
+      <w:pPr>
+        <w:keepNext w:val="0"/>
+        <w:keepLines w:val="0"/>
+        <w:pageBreakBefore w:val="0"/>
+        <w:widowControl w:val="0"/>
+        <w:numPr>
+          <w:ilvl w:val="0"/>
+          <w:numId w:val="7"/>
+        </w:numPr>
+        <w:kinsoku w:val="0"/>
+        <w:wordWrap/>
+        <w:overflowPunct/>
+        <w:topLinePunct w:val="0"/>
+        <w:autoSpaceDE w:val="0"/>
+        <w:autoSpaceDN w:val="0"/>
+        <w:bidi w:val="0"/>
+        <w:adjustRightInd w:val="0"/>
+        <w:snapToGrid w:val="0"/>
+        <w:spacing w:line="360" w:lineRule="auto"/>
+        <w:ind w:left="2100" w:leftChars="0" w:hanging="420" w:firstLineChars="0"/>
+        <w:textAlignment w:val="baseline"/>
+        <w:rPr>
+          <w:rFonts w:hint="eastAsia" w:ascii="宋体" w:hAnsi="宋体" w:eastAsia="宋体" w:cs="宋体"/>
+          <w:sz w:val="24"/>
+          <w:szCs w:val="24"/>
+          <w:lang w:val="en-US" w:eastAsia="zh-CN"/>
+        </w:rPr>
+      </w:pPr>
+      <w:r>
+        <w:rPr>
+          <w:rFonts w:hint="eastAsia" w:ascii="宋体" w:hAnsi="宋体" w:eastAsia="宋体" w:cs="宋体"/>
+          <w:sz w:val="24"/>
+          <w:szCs w:val="24"/>
+          <w:lang w:val="en-US" w:eastAsia="zh-CN"/>
+        </w:rPr>
         <w:t>服务台</w:t>
       </w:r>
     </w:p>
@@ -3406,6 +3423,84 @@
         <w:numPr>
           <w:ilvl w:val="0"/>
           <w:numId w:val="7"/>
+        </w:numPr>
+        <w:kinsoku w:val="0"/>
+        <w:wordWrap/>
+        <w:overflowPunct/>
+        <w:topLinePunct w:val="0"/>
+        <w:autoSpaceDE w:val="0"/>
+        <w:autoSpaceDN w:val="0"/>
+        <w:bidi w:val="0"/>
+        <w:adjustRightInd w:val="0"/>
+        <w:snapToGrid w:val="0"/>
+        <w:spacing w:line="360" w:lineRule="auto"/>
+        <w:ind w:left="2100" w:leftChars="0" w:hanging="420" w:firstLineChars="0"/>
+        <w:textAlignment w:val="baseline"/>
+        <w:rPr>
+          <w:rFonts w:hint="eastAsia" w:ascii="宋体" w:hAnsi="宋体" w:eastAsia="宋体" w:cs="宋体"/>
+          <w:sz w:val="24"/>
+          <w:szCs w:val="24"/>
+          <w:lang w:val="en-US" w:eastAsia="zh-CN"/>
+        </w:rPr>
+      </w:pPr>
+      <w:r>
+        <w:rPr>
+          <w:rFonts w:hint="eastAsia" w:ascii="宋体" w:hAnsi="宋体" w:eastAsia="宋体" w:cs="宋体"/>
+          <w:sz w:val="24"/>
+          <w:szCs w:val="24"/>
+          <w:lang w:val="en-US" w:eastAsia="zh-CN"/>
+        </w:rPr>
+        <w:t>备件库</w:t>
+      </w:r>
+    </w:p>
+    <w:p>
+      <w:pPr>
+        <w:keepNext w:val="0"/>
+        <w:keepLines w:val="0"/>
+        <w:pageBreakBefore w:val="0"/>
+        <w:widowControl w:val="0"/>
+        <w:numPr>
+          <w:ilvl w:val="0"/>
+          <w:numId w:val="7"/>
+        </w:numPr>
+        <w:kinsoku w:val="0"/>
+        <w:wordWrap/>
+        <w:overflowPunct/>
+        <w:topLinePunct w:val="0"/>
+        <w:autoSpaceDE w:val="0"/>
+        <w:autoSpaceDN w:val="0"/>
+        <w:bidi w:val="0"/>
+        <w:adjustRightInd w:val="0"/>
+        <w:snapToGrid w:val="0"/>
+        <w:spacing w:line="360" w:lineRule="auto"/>
+        <w:ind w:left="2100" w:leftChars="0" w:hanging="420" w:firstLineChars="0"/>
+        <w:textAlignment w:val="baseline"/>
+        <w:rPr>
+          <w:rFonts w:hint="eastAsia" w:ascii="宋体" w:hAnsi="宋体" w:eastAsia="宋体" w:cs="宋体"/>
+          <w:sz w:val="24"/>
+          <w:szCs w:val="24"/>
+          <w:lang w:val="en-US" w:eastAsia="zh-CN"/>
+        </w:rPr>
+      </w:pPr>
+      <w:r>
+        <w:rPr>
+          <w:rFonts w:hint="eastAsia" w:ascii="宋体" w:hAnsi="宋体" w:eastAsia="宋体" w:cs="宋体"/>
+          <w:sz w:val="24"/>
+          <w:szCs w:val="24"/>
+          <w:lang w:val="en-US" w:eastAsia="zh-CN"/>
+        </w:rPr>
+        <w:t>服务知识</w:t>
+      </w:r>
+    </w:p>
+    <w:p>
+      <w:pPr>
+        <w:keepNext w:val="0"/>
+        <w:keepLines w:val="0"/>
+        <w:pageBreakBefore w:val="0"/>
+        <w:widowControl w:val="0"/>
+        <w:numPr>
+          <w:ilvl w:val="0"/>
+          <w:numId w:val="6"/>
         </w:numPr>
         <w:kinsoku w:val="0"/>
         <w:wordWrap/>
@@ -3433,86 +3528,10 @@
           <w:szCs w:val="24"/>
           <w:lang w:val="en-US" w:eastAsia="zh-CN"/>
         </w:rPr>
-        <w:t>备件库</w:t>
-      </w:r>
-    </w:p>
-    <w:p>
-      <w:pPr>
-        <w:keepNext w:val="0"/>
-        <w:keepLines w:val="0"/>
-        <w:pageBreakBefore w:val="0"/>
-        <w:widowControl w:val="0"/>
-        <w:numPr>
-          <w:ilvl w:val="0"/>
-          <w:numId w:val="7"/>
-        </w:numPr>
-        <w:kinsoku w:val="0"/>
-        <w:wordWrap/>
-        <w:overflowPunct/>
-        <w:topLinePunct w:val="0"/>
-        <w:autoSpaceDE w:val="0"/>
-        <w:autoSpaceDN w:val="0"/>
-        <w:bidi w:val="0"/>
-        <w:adjustRightInd w:val="0"/>
-        <w:snapToGrid w:val="0"/>
-        <w:spacing w:line="360" w:lineRule="auto"/>
-        <w:ind w:left="1680" w:leftChars="0" w:hanging="420" w:firstLineChars="0"/>
-        <w:textAlignment w:val="baseline"/>
-        <w:rPr>
-          <w:rFonts w:hint="eastAsia" w:ascii="宋体" w:hAnsi="宋体" w:eastAsia="宋体" w:cs="宋体"/>
-          <w:sz w:val="24"/>
-          <w:szCs w:val="24"/>
-          <w:lang w:val="en-US" w:eastAsia="zh-CN"/>
-        </w:rPr>
-      </w:pPr>
-      <w:r>
-        <w:rPr>
-          <w:rFonts w:hint="eastAsia" w:ascii="宋体" w:hAnsi="宋体" w:eastAsia="宋体" w:cs="宋体"/>
-          <w:sz w:val="24"/>
-          <w:szCs w:val="24"/>
-          <w:lang w:val="en-US" w:eastAsia="zh-CN"/>
-        </w:rPr>
-        <w:t>服务知识</w:t>
-      </w:r>
-    </w:p>
-    <w:p>
-      <w:pPr>
-        <w:keepNext w:val="0"/>
-        <w:keepLines w:val="0"/>
-        <w:pageBreakBefore w:val="0"/>
-        <w:widowControl w:val="0"/>
-        <w:numPr>
-          <w:ilvl w:val="0"/>
-          <w:numId w:val="8"/>
-        </w:numPr>
-        <w:kinsoku w:val="0"/>
-        <w:wordWrap/>
-        <w:overflowPunct/>
-        <w:topLinePunct w:val="0"/>
-        <w:autoSpaceDE w:val="0"/>
-        <w:autoSpaceDN w:val="0"/>
-        <w:bidi w:val="0"/>
-        <w:adjustRightInd w:val="0"/>
-        <w:snapToGrid w:val="0"/>
-        <w:spacing w:line="360" w:lineRule="auto"/>
-        <w:ind w:left="1260" w:leftChars="0" w:hanging="420" w:firstLineChars="0"/>
-        <w:textAlignment w:val="baseline"/>
-        <w:rPr>
-          <w:rFonts w:hint="eastAsia" w:ascii="宋体" w:hAnsi="宋体" w:eastAsia="宋体" w:cs="宋体"/>
-          <w:sz w:val="24"/>
-          <w:szCs w:val="24"/>
-          <w:lang w:val="en-US" w:eastAsia="zh-CN"/>
-        </w:rPr>
-      </w:pPr>
-      <w:r>
-        <w:rPr>
-          <w:rFonts w:hint="eastAsia" w:ascii="宋体" w:hAnsi="宋体" w:eastAsia="宋体" w:cs="宋体"/>
-          <w:sz w:val="24"/>
-          <w:szCs w:val="24"/>
-          <w:lang w:val="en-US" w:eastAsia="zh-CN"/>
-        </w:rPr>
         <w:t>研发组</w:t>
       </w:r>
+      <w:bookmarkStart w:id="14" w:name="_GoBack"/>
+      <w:bookmarkEnd w:id="14"/>
     </w:p>
     <w:p>
       <w:pPr>
@@ -3552,7 +3571,7 @@
           <w:lang w:val="en-US" w:eastAsia="zh-CN"/>
         </w:rPr>
         <w:object>
-          <v:shape id="_x0000_i1025" o:spt="75" type="#_x0000_t75" style="height:293.4pt;width:449.4pt;" o:ole="t" filled="f" o:preferrelative="t" stroked="f" coordsize="21600,21600">
+          <v:shape id="_x0000_i1025" o:spt="75" type="#_x0000_t75" style="height:294pt;width:455.95pt;" o:ole="t" filled="f" o:preferrelative="t" stroked="f" coordsize="21600,21600">
             <v:path/>
             <v:fill on="f" focussize="0,0"/>
             <v:stroke on="f"/>
@@ -3579,7 +3598,7 @@
         <w:topLinePunct w:val="0"/>
         <w:bidi w:val="0"/>
       </w:pPr>
-      <w:bookmarkStart w:id="3" w:name="_Toc17197"/>
+      <w:bookmarkStart w:id="3" w:name="_Toc22837"/>
       <w:r>
         <w:t>部门设定及岗位职责</w:t>
       </w:r>
@@ -3601,7 +3620,7 @@
           <w:lang w:val="en-US" w:eastAsia="zh-CN"/>
         </w:rPr>
       </w:pPr>
-      <w:bookmarkStart w:id="4" w:name="_Toc1635"/>
+      <w:bookmarkStart w:id="4" w:name="_Toc17122"/>
       <w:r>
         <w:rPr>
           <w:rFonts w:hint="eastAsia"/>
@@ -3613,368 +3632,340 @@
     </w:p>
     <w:p>
       <w:pPr>
-        <w:keepNext w:val="0"/>
-        <w:keepLines w:val="0"/>
-        <w:pageBreakBefore w:val="0"/>
-        <w:widowControl w:val="0"/>
-        <w:wordWrap/>
-        <w:overflowPunct/>
-        <w:topLinePunct w:val="0"/>
-        <w:bidi w:val="0"/>
-        <w:ind w:firstLine="480" w:firstLineChars="200"/>
-        <w:rPr>
-          <w:rFonts w:hint="eastAsia" w:ascii="Segoe UI" w:hAnsi="Segoe UI" w:eastAsia="Segoe UI" w:cs="Segoe UI"/>
-          <w:i w:val="0"/>
-          <w:iCs w:val="0"/>
-          <w:caps w:val="0"/>
-          <w:color w:val="0F1115"/>
-          <w:spacing w:val="0"/>
-          <w:sz w:val="24"/>
-          <w:szCs w:val="24"/>
-          <w:shd w:val="clear" w:color="auto" w:fill="FFFFFF"/>
-        </w:rPr>
-      </w:pPr>
-      <w:r>
-        <w:rPr>
-          <w:rFonts w:ascii="Segoe UI" w:hAnsi="Segoe UI" w:eastAsia="Segoe UI" w:cs="Segoe UI"/>
-          <w:i w:val="0"/>
-          <w:iCs w:val="0"/>
-          <w:caps w:val="0"/>
-          <w:color w:val="0F1115"/>
-          <w:spacing w:val="0"/>
-          <w:sz w:val="24"/>
-          <w:szCs w:val="24"/>
-          <w:shd w:val="clear" w:color="auto" w:fill="FFFFFF"/>
-        </w:rPr>
-        <w:t>青岛瑞源工程集团有限公司成立于1997年8月</w:t>
-      </w:r>
-      <w:r>
-        <w:rPr>
-          <w:rFonts w:hint="eastAsia" w:ascii="Segoe UI" w:hAnsi="Segoe UI" w:eastAsia="宋体" w:cs="Segoe UI"/>
-          <w:i w:val="0"/>
-          <w:iCs w:val="0"/>
-          <w:caps w:val="0"/>
-          <w:color w:val="0F1115"/>
-          <w:spacing w:val="0"/>
-          <w:sz w:val="24"/>
-          <w:szCs w:val="24"/>
-          <w:shd w:val="clear" w:color="auto" w:fill="FFFFFF"/>
-          <w:lang w:eastAsia="zh-CN"/>
-        </w:rPr>
-        <w:t>，</w:t>
-      </w:r>
-      <w:r>
-        <w:rPr>
-          <w:rFonts w:ascii="Segoe UI" w:hAnsi="Segoe UI" w:eastAsia="Segoe UI" w:cs="Segoe UI"/>
-          <w:i w:val="0"/>
-          <w:iCs w:val="0"/>
-          <w:caps w:val="0"/>
-          <w:color w:val="0F1115"/>
-          <w:spacing w:val="0"/>
-          <w:sz w:val="24"/>
-          <w:szCs w:val="24"/>
-          <w:shd w:val="clear" w:color="auto" w:fill="FFFFFF"/>
-        </w:rPr>
-        <w:t>现有员工</w:t>
-      </w:r>
-      <w:r>
-        <w:rPr>
-          <w:rFonts w:hint="eastAsia" w:ascii="Segoe UI" w:hAnsi="Segoe UI" w:eastAsia="宋体" w:cs="Segoe UI"/>
-          <w:i w:val="0"/>
-          <w:iCs w:val="0"/>
-          <w:caps w:val="0"/>
-          <w:color w:val="0F1115"/>
-          <w:spacing w:val="0"/>
-          <w:sz w:val="24"/>
-          <w:szCs w:val="24"/>
-          <w:shd w:val="clear" w:color="auto" w:fill="FFFFFF"/>
-          <w:lang w:val="en-US" w:eastAsia="zh-CN"/>
-        </w:rPr>
-        <w:t>517</w:t>
-      </w:r>
-      <w:r>
-        <w:rPr>
-          <w:rFonts w:ascii="Segoe UI" w:hAnsi="Segoe UI" w:eastAsia="Segoe UI" w:cs="Segoe UI"/>
-          <w:i w:val="0"/>
-          <w:iCs w:val="0"/>
-          <w:caps w:val="0"/>
-          <w:color w:val="0F1115"/>
-          <w:spacing w:val="0"/>
-          <w:sz w:val="24"/>
-          <w:szCs w:val="24"/>
-          <w:shd w:val="clear" w:color="auto" w:fill="FFFFFF"/>
-        </w:rPr>
-        <w:t>人。瑞源集团注册资本金</w:t>
-      </w:r>
-      <w:r>
-        <w:rPr>
-          <w:rFonts w:hint="eastAsia" w:ascii="Segoe UI" w:hAnsi="Segoe UI" w:eastAsia="宋体" w:cs="Segoe UI"/>
-          <w:i w:val="0"/>
-          <w:iCs w:val="0"/>
-          <w:caps w:val="0"/>
-          <w:color w:val="0F1115"/>
-          <w:spacing w:val="0"/>
-          <w:sz w:val="24"/>
-          <w:szCs w:val="24"/>
-          <w:shd w:val="clear" w:color="auto" w:fill="FFFFFF"/>
-          <w:lang w:val="en-US" w:eastAsia="zh-CN"/>
-        </w:rPr>
-        <w:t>4.2</w:t>
-      </w:r>
-      <w:r>
-        <w:rPr>
-          <w:rFonts w:ascii="Segoe UI" w:hAnsi="Segoe UI" w:eastAsia="Segoe UI" w:cs="Segoe UI"/>
-          <w:i w:val="0"/>
-          <w:iCs w:val="0"/>
-          <w:caps w:val="0"/>
-          <w:color w:val="0F1115"/>
-          <w:spacing w:val="0"/>
-          <w:sz w:val="24"/>
-          <w:szCs w:val="24"/>
-          <w:shd w:val="clear" w:color="auto" w:fill="FFFFFF"/>
-        </w:rPr>
-        <w:t>亿元，</w:t>
-      </w:r>
-      <w:r>
-        <w:rPr>
-          <w:rFonts w:hint="eastAsia" w:ascii="Segoe UI" w:hAnsi="Segoe UI" w:eastAsia="Segoe UI" w:cs="Segoe UI"/>
-          <w:i w:val="0"/>
-          <w:iCs w:val="0"/>
-          <w:caps w:val="0"/>
-          <w:color w:val="0F1115"/>
-          <w:spacing w:val="0"/>
-          <w:sz w:val="24"/>
-          <w:szCs w:val="24"/>
-          <w:shd w:val="clear" w:color="auto" w:fill="FFFFFF"/>
-        </w:rPr>
-        <w:t>是一家集工程总承包、勘察测绘、设计施工、地灾治理、无人机航测、地理信息工程、软件开发、系统运维于一体的综合型企业，目前已成为青岛地区最具竞争活力的创新型工程类民营企业。</w:t>
-      </w:r>
-    </w:p>
-    <w:p>
-      <w:pPr>
-        <w:keepNext w:val="0"/>
-        <w:keepLines w:val="0"/>
-        <w:pageBreakBefore w:val="0"/>
-        <w:widowControl w:val="0"/>
-        <w:numPr>
-          <w:ilvl w:val="0"/>
-          <w:numId w:val="0"/>
-        </w:numPr>
-        <w:kinsoku w:val="0"/>
-        <w:wordWrap/>
-        <w:overflowPunct/>
-        <w:topLinePunct w:val="0"/>
-        <w:autoSpaceDE w:val="0"/>
-        <w:autoSpaceDN w:val="0"/>
-        <w:bidi w:val="0"/>
-        <w:adjustRightInd w:val="0"/>
-        <w:snapToGrid w:val="0"/>
-        <w:spacing w:line="360" w:lineRule="auto"/>
-        <w:ind w:left="0" w:leftChars="0" w:right="0" w:rightChars="0" w:firstLine="468" w:firstLineChars="200"/>
-        <w:textAlignment w:val="baseline"/>
-        <w:rPr>
-          <w:rFonts w:ascii="宋体" w:hAnsi="宋体" w:eastAsia="宋体" w:cs="宋体"/>
-          <w:spacing w:val="-1"/>
-          <w:sz w:val="24"/>
-          <w:szCs w:val="24"/>
-        </w:rPr>
-      </w:pPr>
-      <w:r>
-        <w:rPr>
-          <w:rFonts w:hint="eastAsia" w:ascii="宋体" w:hAnsi="宋体" w:cs="宋体"/>
-          <w:spacing w:val="-3"/>
-          <w:sz w:val="24"/>
-          <w:szCs w:val="24"/>
-          <w:lang w:val="en-US" w:eastAsia="zh-CN"/>
-        </w:rPr>
-        <w:t>根据业务发展需要运维相关部门如下：管理层为</w:t>
-      </w:r>
-      <w:r>
-        <w:rPr>
-          <w:rFonts w:ascii="宋体" w:hAnsi="宋体" w:eastAsia="宋体" w:cs="宋体"/>
-          <w:spacing w:val="-3"/>
-          <w:sz w:val="24"/>
-          <w:szCs w:val="24"/>
-        </w:rPr>
-        <w:t>总经理下设</w:t>
-      </w:r>
-      <w:r>
-        <w:rPr>
-          <w:rFonts w:hint="eastAsia" w:ascii="宋体" w:hAnsi="宋体" w:eastAsia="宋体" w:cs="宋体"/>
-          <w:spacing w:val="-3"/>
-          <w:sz w:val="24"/>
-          <w:szCs w:val="24"/>
-          <w:lang w:val="en-US" w:eastAsia="zh-CN"/>
-        </w:rPr>
-        <w:t>管理者代表、</w:t>
-      </w:r>
-      <w:r>
-        <w:rPr>
-          <w:rFonts w:hint="eastAsia" w:ascii="宋体" w:hAnsi="宋体" w:cs="宋体"/>
-          <w:spacing w:val="-3"/>
-          <w:sz w:val="24"/>
-          <w:szCs w:val="24"/>
-          <w:lang w:val="en-US" w:eastAsia="zh-CN"/>
-        </w:rPr>
-        <w:t>副总经理；运维相关部门为</w:t>
-      </w:r>
-      <w:r>
-        <w:rPr>
-          <w:rFonts w:hint="eastAsia" w:ascii="宋体" w:hAnsi="宋体" w:eastAsia="宋体" w:cs="宋体"/>
-          <w:spacing w:val="-3"/>
-          <w:sz w:val="24"/>
-          <w:szCs w:val="24"/>
-          <w:lang w:val="en-US" w:eastAsia="zh-CN"/>
-        </w:rPr>
-        <w:t>应急</w:t>
-      </w:r>
-      <w:r>
-        <w:rPr>
-          <w:rFonts w:hint="eastAsia" w:ascii="宋体" w:hAnsi="宋体" w:cs="宋体"/>
-          <w:spacing w:val="-3"/>
-          <w:sz w:val="24"/>
-          <w:szCs w:val="24"/>
-          <w:lang w:val="en-US" w:eastAsia="zh-CN"/>
-        </w:rPr>
-        <w:t>管理</w:t>
-      </w:r>
-      <w:r>
-        <w:rPr>
-          <w:rFonts w:hint="eastAsia" w:ascii="宋体" w:hAnsi="宋体" w:eastAsia="宋体" w:cs="宋体"/>
-          <w:spacing w:val="-3"/>
-          <w:sz w:val="24"/>
-          <w:szCs w:val="24"/>
-          <w:lang w:val="en-US" w:eastAsia="zh-CN"/>
-        </w:rPr>
-        <w:t>办公室</w:t>
-      </w:r>
-      <w:r>
-        <w:rPr>
-          <w:rFonts w:hint="eastAsia" w:ascii="宋体" w:hAnsi="宋体" w:cs="宋体"/>
-          <w:spacing w:val="-3"/>
-          <w:sz w:val="24"/>
-          <w:szCs w:val="24"/>
-          <w:lang w:val="en-US" w:eastAsia="zh-CN"/>
-        </w:rPr>
-        <w:t>、</w:t>
-      </w:r>
-      <w:r>
-        <w:rPr>
-          <w:rFonts w:hint="eastAsia" w:ascii="宋体" w:hAnsi="宋体" w:eastAsia="宋体" w:cs="宋体"/>
-          <w:spacing w:val="-3"/>
-          <w:sz w:val="24"/>
-          <w:szCs w:val="24"/>
-          <w:lang w:val="en-US" w:eastAsia="zh-CN"/>
-        </w:rPr>
-        <w:t>采购</w:t>
-      </w:r>
-      <w:r>
-        <w:rPr>
-          <w:rFonts w:ascii="宋体" w:hAnsi="宋体" w:eastAsia="宋体" w:cs="宋体"/>
-          <w:spacing w:val="-3"/>
-          <w:sz w:val="24"/>
-          <w:szCs w:val="24"/>
-        </w:rPr>
-        <w:t>部</w:t>
-      </w:r>
-      <w:r>
-        <w:rPr>
-          <w:rFonts w:hint="eastAsia" w:ascii="宋体" w:hAnsi="宋体" w:cs="宋体"/>
-          <w:spacing w:val="-3"/>
-          <w:sz w:val="24"/>
-          <w:szCs w:val="24"/>
-          <w:lang w:eastAsia="zh-CN"/>
-        </w:rPr>
-        <w:t>、</w:t>
-      </w:r>
-      <w:r>
-        <w:rPr>
-          <w:rFonts w:hint="eastAsia" w:ascii="宋体" w:hAnsi="宋体" w:eastAsia="宋体" w:cs="宋体"/>
-          <w:spacing w:val="-3"/>
-          <w:sz w:val="24"/>
-          <w:szCs w:val="24"/>
-          <w:lang w:val="en-US" w:eastAsia="zh-CN"/>
-        </w:rPr>
-        <w:t>综合办公室</w:t>
-      </w:r>
-      <w:bookmarkStart w:id="11" w:name="_GoBack"/>
-      <w:bookmarkEnd w:id="11"/>
-      <w:r>
-        <w:rPr>
-          <w:rFonts w:hint="eastAsia" w:ascii="宋体" w:hAnsi="宋体" w:eastAsia="宋体" w:cs="宋体"/>
-          <w:spacing w:val="-3"/>
-          <w:sz w:val="24"/>
-          <w:szCs w:val="24"/>
-          <w:lang w:eastAsia="zh-CN"/>
-        </w:rPr>
-        <w:t>、</w:t>
-      </w:r>
-      <w:r>
-        <w:rPr>
-          <w:rFonts w:hint="eastAsia" w:ascii="宋体" w:hAnsi="宋体" w:eastAsia="宋体" w:cs="宋体"/>
-          <w:spacing w:val="-3"/>
-          <w:sz w:val="24"/>
-          <w:szCs w:val="24"/>
-          <w:lang w:val="en-US" w:eastAsia="zh-CN"/>
-        </w:rPr>
-        <w:t>管控部</w:t>
-      </w:r>
-      <w:r>
-        <w:rPr>
-          <w:rFonts w:hint="eastAsia" w:ascii="宋体" w:hAnsi="宋体" w:cs="宋体"/>
-          <w:spacing w:val="-3"/>
-          <w:sz w:val="24"/>
-          <w:szCs w:val="24"/>
-          <w:lang w:val="en-US" w:eastAsia="zh-CN"/>
-        </w:rPr>
-        <w:t>和勘察测绘院</w:t>
-      </w:r>
-      <w:r>
-        <w:rPr>
-          <w:rFonts w:ascii="宋体" w:hAnsi="宋体" w:eastAsia="宋体" w:cs="宋体"/>
-          <w:spacing w:val="-3"/>
-          <w:sz w:val="24"/>
-          <w:szCs w:val="24"/>
-        </w:rPr>
-        <w:t>。</w:t>
-      </w:r>
-      <w:r>
-        <w:rPr>
-          <w:rFonts w:hint="eastAsia" w:ascii="宋体" w:hAnsi="宋体" w:cs="宋体"/>
-          <w:spacing w:val="-3"/>
-          <w:sz w:val="24"/>
-          <w:szCs w:val="24"/>
-          <w:lang w:val="en-US" w:eastAsia="zh-CN"/>
-        </w:rPr>
-        <w:t>勘察测绘院下设平台运维组和研发组；平台运维组下设服务台、备件库和服务知识；应急管理办公室下设技术支持小组、后勤保障小组和应急执行小组。</w:t>
-      </w:r>
-      <w:r>
-        <w:rPr>
-          <w:rFonts w:ascii="宋体" w:hAnsi="宋体" w:eastAsia="宋体" w:cs="宋体"/>
-          <w:spacing w:val="-3"/>
-          <w:sz w:val="24"/>
-          <w:szCs w:val="24"/>
-        </w:rPr>
-        <w:t>组织架构清晰</w:t>
-      </w:r>
-      <w:r>
-        <w:rPr>
-          <w:rFonts w:hint="eastAsia" w:ascii="宋体" w:hAnsi="宋体" w:cs="宋体"/>
-          <w:spacing w:val="-3"/>
-          <w:sz w:val="24"/>
-          <w:szCs w:val="24"/>
-          <w:lang w:eastAsia="zh-CN"/>
-        </w:rPr>
-        <w:t>。</w:t>
-      </w:r>
-      <w:r>
-        <w:rPr>
-          <w:rFonts w:ascii="宋体" w:hAnsi="宋体" w:eastAsia="宋体" w:cs="宋体"/>
-          <w:spacing w:val="-3"/>
-          <w:sz w:val="24"/>
-          <w:szCs w:val="24"/>
-        </w:rPr>
-        <w:t>实行责、权、利相结合的目标管理体制。</w:t>
+        <w:pStyle w:val="29"/>
+        <w:rPr>
+          <w:rFonts w:hint="default"/>
+          <w:lang w:val="en-US" w:eastAsia="zh-CN"/>
+        </w:rPr>
+      </w:pPr>
+      <w:r>
+        <w:rPr>
+          <w:rFonts w:hint="default"/>
+          <w:lang w:val="en-US" w:eastAsia="zh-CN"/>
+        </w:rPr>
+        <w:t>青岛瑞源工程集团有限公司成立于1997年，以建筑工程业务为立业之本。伴随软件行业的蓬勃发展及公司业务的战略拓展，我们已成功转型为一家集工程总承包、勘察测绘、地理信息、软件开发与系统运维于一体的综合型创新企业。</w:t>
+      </w:r>
+    </w:p>
+    <w:p>
+      <w:pPr>
+        <w:pStyle w:val="29"/>
+        <w:rPr>
+          <w:rFonts w:hint="default"/>
+          <w:lang w:val="en-US" w:eastAsia="zh-CN"/>
+        </w:rPr>
+      </w:pPr>
+      <w:r>
+        <w:rPr>
+          <w:rFonts w:hint="default"/>
+          <w:lang w:val="en-US" w:eastAsia="zh-CN"/>
+        </w:rPr>
+        <w:t>在公司坚实的运维体系基础上，为积极响应智能化发展趋势，我们对组织架构进行了战略性调整</w:t>
+      </w:r>
+      <w:r>
+        <w:rPr>
+          <w:rFonts w:hint="eastAsia"/>
+          <w:lang w:val="en-US" w:eastAsia="zh-CN"/>
+        </w:rPr>
+        <w:t>，决定在</w:t>
+      </w:r>
+      <w:r>
+        <w:rPr>
+          <w:rFonts w:hint="default"/>
+          <w:lang w:val="en-US" w:eastAsia="zh-CN"/>
+        </w:rPr>
+        <w:t>传统优势部门勘察测绘院</w:t>
+      </w:r>
+      <w:r>
+        <w:rPr>
+          <w:rFonts w:hint="eastAsia"/>
+          <w:lang w:val="en-US" w:eastAsia="zh-CN"/>
+        </w:rPr>
+        <w:t>下设立人工智能部。</w:t>
+      </w:r>
+      <w:r>
+        <w:rPr>
+          <w:rFonts w:hint="default"/>
+          <w:lang w:val="en-US" w:eastAsia="zh-CN"/>
+        </w:rPr>
+        <w:t>该部门的成立标志着瑞源集团从“工程建造”向“</w:t>
+      </w:r>
+      <w:r>
+        <w:rPr>
+          <w:rFonts w:hint="eastAsia"/>
+          <w:lang w:val="en-US" w:eastAsia="zh-CN"/>
+        </w:rPr>
+        <w:t>运维服务</w:t>
+      </w:r>
+      <w:r>
+        <w:rPr>
+          <w:rFonts w:hint="default"/>
+          <w:lang w:val="en-US" w:eastAsia="zh-CN"/>
+        </w:rPr>
+        <w:t>”迈出了关键一步。</w:t>
+      </w:r>
+    </w:p>
+    <w:p>
+      <w:pPr>
+        <w:pStyle w:val="29"/>
+        <w:rPr>
+          <w:rFonts w:hint="default"/>
+          <w:lang w:val="en-US" w:eastAsia="zh-CN"/>
+        </w:rPr>
+      </w:pPr>
+      <w:r>
+        <w:rPr>
+          <w:rFonts w:hint="default"/>
+          <w:lang w:val="en-US" w:eastAsia="zh-CN"/>
+        </w:rPr>
+        <w:t>人工智能部作为勘察测绘院旗下的核心技术引擎，下设两个专业职能组：</w:t>
+      </w:r>
+    </w:p>
+    <w:p>
+      <w:pPr>
+        <w:pStyle w:val="29"/>
+        <w:rPr>
+          <w:rFonts w:hint="default"/>
+          <w:lang w:val="en-US" w:eastAsia="zh-CN"/>
+        </w:rPr>
+      </w:pPr>
+      <w:r>
+        <w:rPr>
+          <w:rFonts w:hint="default"/>
+          <w:lang w:val="en-US" w:eastAsia="zh-CN"/>
+        </w:rPr>
+        <w:t>研发组：专注于计算机视觉、</w:t>
+      </w:r>
+      <w:r>
+        <w:rPr>
+          <w:rFonts w:hint="eastAsia"/>
+          <w:lang w:val="en-US" w:eastAsia="zh-CN"/>
+        </w:rPr>
+        <w:t>智慧农业和智慧城市</w:t>
+      </w:r>
+      <w:r>
+        <w:rPr>
+          <w:rFonts w:hint="default"/>
+          <w:lang w:val="en-US" w:eastAsia="zh-CN"/>
+        </w:rPr>
+        <w:t>等核心算法的研究与产品化开发，致力于将AI技术深度应用于工程勘察、灾害监测、智慧城市等领域。</w:t>
+      </w:r>
+    </w:p>
+    <w:p>
+      <w:pPr>
+        <w:pStyle w:val="29"/>
+        <w:rPr>
+          <w:rFonts w:hint="default"/>
+          <w:lang w:val="en-US" w:eastAsia="zh-CN"/>
+        </w:rPr>
+      </w:pPr>
+      <w:r>
+        <w:rPr>
+          <w:rFonts w:hint="default"/>
+          <w:lang w:val="en-US" w:eastAsia="zh-CN"/>
+        </w:rPr>
+        <w:t>平台运维组：负责公司自主开发的各类AI平台与智慧系统的部署、监控、维护与性能优化，确保其稳定、高效运行，并为前线业务与项目管理提供可靠的技术支撑。</w:t>
+      </w:r>
+    </w:p>
+    <w:p>
+      <w:pPr>
+        <w:pStyle w:val="29"/>
+        <w:rPr>
+          <w:rFonts w:hint="default"/>
+          <w:lang w:val="en-US" w:eastAsia="zh-CN"/>
+        </w:rPr>
+      </w:pPr>
+    </w:p>
+    <w:p>
+      <w:pPr>
+        <w:pStyle w:val="29"/>
+        <w:rPr>
+          <w:rFonts w:hint="default"/>
+          <w:lang w:val="en-US" w:eastAsia="zh-CN"/>
+        </w:rPr>
+      </w:pPr>
+      <w:r>
+        <w:rPr>
+          <w:rFonts w:hint="default"/>
+          <w:lang w:val="en-US" w:eastAsia="zh-CN"/>
+        </w:rPr>
+        <w:t>运维体系</w:t>
+      </w:r>
+      <w:r>
+        <w:rPr>
+          <w:rFonts w:hint="eastAsia"/>
+          <w:lang w:val="en-US" w:eastAsia="zh-CN"/>
+        </w:rPr>
+        <w:t>构建完成，由五</w:t>
+      </w:r>
+      <w:r>
+        <w:rPr>
+          <w:rFonts w:hint="default"/>
+          <w:lang w:val="en-US" w:eastAsia="zh-CN"/>
+        </w:rPr>
+        <w:t>大职能部门协同构成：</w:t>
+      </w:r>
+    </w:p>
+    <w:p>
+      <w:pPr>
+        <w:pStyle w:val="29"/>
+        <w:numPr>
+          <w:ilvl w:val="0"/>
+          <w:numId w:val="8"/>
+        </w:numPr>
+        <w:ind w:left="425" w:leftChars="0" w:hanging="425" w:firstLineChars="0"/>
+        <w:rPr>
+          <w:rFonts w:hint="default"/>
+          <w:lang w:val="en-US" w:eastAsia="zh-CN"/>
+        </w:rPr>
+      </w:pPr>
+      <w:r>
+        <w:rPr>
+          <w:rFonts w:hint="default"/>
+          <w:lang w:val="en-US" w:eastAsia="zh-CN"/>
+        </w:rPr>
+        <w:t>管控部作为运维体系的</w:t>
+      </w:r>
+      <w:r>
+        <w:rPr>
+          <w:rFonts w:hint="eastAsia"/>
+          <w:lang w:val="en-US" w:eastAsia="zh-CN"/>
+        </w:rPr>
+        <w:t>质量监管</w:t>
+      </w:r>
+      <w:r>
+        <w:rPr>
+          <w:rFonts w:hint="default"/>
+          <w:lang w:val="en-US" w:eastAsia="zh-CN"/>
+        </w:rPr>
+        <w:t>中心，负责整体规划、流程监督与资源</w:t>
+      </w:r>
+      <w:r>
+        <w:rPr>
+          <w:rFonts w:hint="eastAsia"/>
+          <w:lang w:val="en-US" w:eastAsia="zh-CN"/>
+        </w:rPr>
+        <w:t>监督</w:t>
+      </w:r>
+      <w:r>
+        <w:rPr>
+          <w:rFonts w:hint="default"/>
+          <w:lang w:val="en-US" w:eastAsia="zh-CN"/>
+        </w:rPr>
+        <w:t>；</w:t>
+      </w:r>
+    </w:p>
+    <w:p>
+      <w:pPr>
+        <w:pStyle w:val="29"/>
+        <w:numPr>
+          <w:ilvl w:val="0"/>
+          <w:numId w:val="8"/>
+        </w:numPr>
+        <w:ind w:left="425" w:leftChars="0" w:hanging="425" w:firstLineChars="0"/>
+        <w:rPr>
+          <w:rFonts w:hint="default"/>
+          <w:lang w:val="en-US" w:eastAsia="zh-CN"/>
+        </w:rPr>
+      </w:pPr>
+      <w:r>
+        <w:rPr>
+          <w:rFonts w:hint="default"/>
+          <w:lang w:val="en-US" w:eastAsia="zh-CN"/>
+        </w:rPr>
+        <w:t>采购部作为资源保障的后盾，确保所有软硬件及备件的稳定供应；</w:t>
+      </w:r>
+    </w:p>
+    <w:p>
+      <w:pPr>
+        <w:pStyle w:val="29"/>
+        <w:numPr>
+          <w:ilvl w:val="0"/>
+          <w:numId w:val="8"/>
+        </w:numPr>
+        <w:ind w:left="425" w:leftChars="0" w:hanging="425" w:firstLineChars="0"/>
+        <w:rPr>
+          <w:rFonts w:hint="default"/>
+          <w:lang w:val="en-US" w:eastAsia="zh-CN"/>
+        </w:rPr>
+      </w:pPr>
+      <w:r>
+        <w:rPr>
+          <w:rFonts w:hint="default"/>
+          <w:lang w:val="en-US" w:eastAsia="zh-CN"/>
+        </w:rPr>
+        <w:t>综合办公室作为行政与协调的中枢，提供全面的人力与后勤支持；</w:t>
+      </w:r>
+    </w:p>
+    <w:p>
+      <w:pPr>
+        <w:pStyle w:val="29"/>
+        <w:numPr>
+          <w:ilvl w:val="0"/>
+          <w:numId w:val="8"/>
+        </w:numPr>
+        <w:ind w:left="425" w:leftChars="0" w:hanging="425" w:firstLineChars="0"/>
+        <w:rPr>
+          <w:rFonts w:hint="default"/>
+          <w:lang w:val="en-US" w:eastAsia="zh-CN"/>
+        </w:rPr>
+      </w:pPr>
+      <w:r>
+        <w:rPr>
+          <w:rFonts w:hint="default"/>
+          <w:lang w:val="en-US" w:eastAsia="zh-CN"/>
+        </w:rPr>
+        <w:t>应急管理办公室则专职应对突发事件，确保服务的连续性与可靠性。</w:t>
+      </w:r>
+    </w:p>
+    <w:p>
+      <w:pPr>
+        <w:pStyle w:val="29"/>
+        <w:numPr>
+          <w:ilvl w:val="0"/>
+          <w:numId w:val="8"/>
+        </w:numPr>
+        <w:ind w:left="425" w:leftChars="0" w:hanging="425" w:firstLineChars="0"/>
+        <w:rPr>
+          <w:rFonts w:hint="default"/>
+          <w:lang w:val="en-US" w:eastAsia="zh-CN"/>
+        </w:rPr>
+      </w:pPr>
+      <w:r>
+        <w:rPr>
+          <w:rFonts w:hint="default"/>
+          <w:lang w:val="en-US" w:eastAsia="zh-CN"/>
+        </w:rPr>
+        <w:t>人工智能部作为技术研发与智能运维的双重引擎，专注于AI算法的创新开发并负责公司各类智慧平台的部署、监控、维护与持续优化，推动运维工作向自动化、智能化转型升级。</w:t>
+      </w:r>
+    </w:p>
+    <w:p>
+      <w:pPr>
+        <w:pStyle w:val="29"/>
+        <w:rPr>
+          <w:rFonts w:hint="default"/>
+          <w:lang w:val="en-US" w:eastAsia="zh-CN"/>
+        </w:rPr>
+      </w:pPr>
+      <w:r>
+        <w:rPr>
+          <w:rFonts w:hint="default"/>
+          <w:lang w:val="en-US" w:eastAsia="zh-CN"/>
+        </w:rPr>
+        <w:t>至此，公司形成了管理层统筹规划、应急管理办公室牵头应急响应、</w:t>
+      </w:r>
+      <w:r>
+        <w:rPr>
+          <w:rFonts w:hint="eastAsia"/>
+          <w:lang w:val="en-US" w:eastAsia="zh-CN"/>
+        </w:rPr>
+        <w:t>人工智能部</w:t>
+      </w:r>
+      <w:r>
+        <w:rPr>
+          <w:rFonts w:hint="default"/>
+          <w:lang w:val="en-US" w:eastAsia="zh-CN"/>
+        </w:rPr>
+        <w:t>驱动技术创新的运维与研发体系。这一清晰的组织架构，充分体现了瑞源集团在坚守工程本业的同时，积极拥抱科技变革，通过“工程+AI”的深度融合，构建核心竞争力，并持续推行责、权、利相结合的目标管理体制，确保公司在数字化转型的道路上行稳致远。</w:t>
       </w:r>
     </w:p>
     <w:p>
@@ -3994,7 +3985,7 @@
           <w:szCs w:val="24"/>
         </w:rPr>
       </w:pPr>
-      <w:bookmarkStart w:id="5" w:name="_Toc18661"/>
+      <w:bookmarkStart w:id="5" w:name="_Toc25950"/>
       <w:r>
         <w:rPr>
           <w:rFonts w:hint="eastAsia" w:ascii="黑体" w:hAnsi="黑体" w:eastAsia="黑体" w:cs="黑体"/>
@@ -4019,7 +4010,7 @@
         <w:topLinePunct w:val="0"/>
         <w:bidi w:val="0"/>
       </w:pPr>
-      <w:bookmarkStart w:id="6" w:name="_Toc5153"/>
+      <w:bookmarkStart w:id="6" w:name="_Toc24465"/>
       <w:r>
         <w:t>总经理</w:t>
       </w:r>
@@ -4488,21 +4479,286 @@
         <w:topLinePunct w:val="0"/>
         <w:bidi w:val="0"/>
       </w:pPr>
-      <w:bookmarkStart w:id="7" w:name="_Toc5267"/>
+      <w:bookmarkStart w:id="7" w:name="_Toc2925"/>
+      <w:r>
+        <w:rPr>
+          <w:rFonts w:hint="eastAsia"/>
+          <w:lang w:val="en-US" w:eastAsia="zh-CN"/>
+        </w:rPr>
+        <w:t>副总经理</w:t>
+      </w:r>
+      <w:bookmarkEnd w:id="7"/>
+    </w:p>
+    <w:p>
+      <w:pPr>
+        <w:pStyle w:val="40"/>
+        <w:numPr>
+          <w:ilvl w:val="0"/>
+          <w:numId w:val="10"/>
+        </w:numPr>
+        <w:bidi w:val="0"/>
+        <w:rPr>
+          <w:rFonts w:hint="eastAsia"/>
+        </w:rPr>
+      </w:pPr>
+      <w:r>
+        <w:rPr>
+          <w:rFonts w:hint="eastAsia"/>
+        </w:rPr>
+        <w:t>负责市场拓展与技术研究：组织IT维护业务的市场开拓与新技术的跟踪、研究与引入。</w:t>
+      </w:r>
+    </w:p>
+    <w:p>
+      <w:pPr>
+        <w:pStyle w:val="40"/>
+        <w:numPr>
+          <w:ilvl w:val="0"/>
+          <w:numId w:val="10"/>
+        </w:numPr>
+        <w:bidi w:val="0"/>
+        <w:rPr>
+          <w:rFonts w:hint="eastAsia"/>
+        </w:rPr>
+      </w:pPr>
+      <w:r>
+        <w:rPr>
+          <w:rFonts w:hint="eastAsia"/>
+        </w:rPr>
+        <w:t>负责</w:t>
+      </w:r>
+      <w:r>
+        <w:rPr>
+          <w:rFonts w:hint="eastAsia"/>
+          <w:lang w:val="en-US" w:eastAsia="zh-CN"/>
+        </w:rPr>
+        <w:t>运维</w:t>
+      </w:r>
+      <w:r>
+        <w:rPr>
+          <w:rFonts w:hint="eastAsia"/>
+        </w:rPr>
+        <w:t>项目全生命周期管理：全面负责部门承接业务的计划制定、项目调度、运行监控及过程管理。</w:t>
+      </w:r>
+    </w:p>
+    <w:p>
+      <w:pPr>
+        <w:pStyle w:val="40"/>
+        <w:numPr>
+          <w:ilvl w:val="0"/>
+          <w:numId w:val="10"/>
+        </w:numPr>
+        <w:bidi w:val="0"/>
+        <w:rPr>
+          <w:rFonts w:hint="eastAsia"/>
+        </w:rPr>
+      </w:pPr>
+      <w:r>
+        <w:rPr>
+          <w:rFonts w:hint="eastAsia"/>
+        </w:rPr>
+        <w:t>负责部门绩效与团队建设：组织实施部门员工的绩效考核、转正定岗、岗位竞聘等考评工作。</w:t>
+      </w:r>
+    </w:p>
+    <w:p>
+      <w:pPr>
+        <w:pStyle w:val="40"/>
+        <w:numPr>
+          <w:ilvl w:val="0"/>
+          <w:numId w:val="10"/>
+        </w:numPr>
+        <w:bidi w:val="0"/>
+        <w:rPr>
+          <w:rFonts w:hint="eastAsia"/>
+        </w:rPr>
+      </w:pPr>
+      <w:r>
+        <w:rPr>
+          <w:rFonts w:hint="eastAsia"/>
+        </w:rPr>
+        <w:t>负责服务目录管理：定期组织服务目录的评审与更新，确保其完整性、准确性与业务适用性。</w:t>
+      </w:r>
+    </w:p>
+    <w:p>
+      <w:pPr>
+        <w:pStyle w:val="40"/>
+        <w:numPr>
+          <w:ilvl w:val="0"/>
+          <w:numId w:val="10"/>
+        </w:numPr>
+        <w:bidi w:val="0"/>
+        <w:rPr>
+          <w:rFonts w:hint="eastAsia"/>
+        </w:rPr>
+      </w:pPr>
+      <w:r>
+        <w:rPr>
+          <w:rFonts w:hint="eastAsia"/>
+        </w:rPr>
+        <w:t>负责内外部协调与沟通：主导本部门与公司其他部门、以及外部客户之间的工作协调、对接与关系维护。</w:t>
+      </w:r>
+    </w:p>
+    <w:p>
+      <w:pPr>
+        <w:pStyle w:val="40"/>
+        <w:numPr>
+          <w:ilvl w:val="0"/>
+          <w:numId w:val="10"/>
+        </w:numPr>
+        <w:bidi w:val="0"/>
+        <w:rPr>
+          <w:rFonts w:hint="eastAsia"/>
+        </w:rPr>
+      </w:pPr>
+      <w:r>
+        <w:rPr>
+          <w:rFonts w:hint="eastAsia"/>
+          <w:lang w:val="en-US" w:eastAsia="zh-CN"/>
+        </w:rPr>
+        <w:t>负责过程管理、资源管理各制度的审核和指标完成情况跟踪</w:t>
+      </w:r>
+    </w:p>
+    <w:p>
+      <w:pPr>
+        <w:pStyle w:val="40"/>
+        <w:numPr>
+          <w:ilvl w:val="0"/>
+          <w:numId w:val="10"/>
+        </w:numPr>
+        <w:bidi w:val="0"/>
+        <w:rPr>
+          <w:rFonts w:hint="eastAsia"/>
+        </w:rPr>
+      </w:pPr>
+      <w:r>
+        <w:rPr>
+          <w:rFonts w:hint="eastAsia"/>
+        </w:rPr>
+        <w:t>支持业务招投标：协助其他业务部门进行招投标文件的研发组分编制与答疑。</w:t>
+      </w:r>
+    </w:p>
+    <w:p>
+      <w:pPr>
+        <w:pStyle w:val="40"/>
+        <w:numPr>
+          <w:ilvl w:val="0"/>
+          <w:numId w:val="10"/>
+        </w:numPr>
+        <w:bidi w:val="0"/>
+        <w:rPr>
+          <w:rFonts w:hint="eastAsia"/>
+        </w:rPr>
+      </w:pPr>
+      <w:r>
+        <w:rPr>
+          <w:rFonts w:hint="eastAsia"/>
+        </w:rPr>
+        <w:t>负责资产与安全管理：监督管理本部门保管的固定资产的日常保养，并督促检查部门安全项目的落实。</w:t>
+      </w:r>
+    </w:p>
+    <w:p>
+      <w:pPr>
+        <w:pStyle w:val="40"/>
+        <w:numPr>
+          <w:ilvl w:val="0"/>
+          <w:numId w:val="10"/>
+        </w:numPr>
+        <w:bidi w:val="0"/>
+        <w:rPr>
+          <w:rFonts w:hint="eastAsia"/>
+        </w:rPr>
+      </w:pPr>
+      <w:r>
+        <w:rPr>
+          <w:rFonts w:hint="eastAsia"/>
+        </w:rPr>
+        <w:t>负责综合行政与报表：负责部门各类项目报表的填报与提交工作。</w:t>
+      </w:r>
+    </w:p>
+    <w:p>
+      <w:pPr>
+        <w:pStyle w:val="40"/>
+        <w:numPr>
+          <w:ilvl w:val="0"/>
+          <w:numId w:val="10"/>
+        </w:numPr>
+        <w:bidi w:val="0"/>
+        <w:rPr>
+          <w:rFonts w:hint="eastAsia"/>
+          <w:lang w:val="en-US" w:eastAsia="zh-CN"/>
+        </w:rPr>
+      </w:pPr>
+      <w:r>
+        <w:rPr>
+          <w:rFonts w:hint="eastAsia"/>
+          <w:lang w:val="en-US" w:eastAsia="zh-CN"/>
+        </w:rPr>
+        <w:t>负责交付制度建设：交付制度审核、完善，总体协调项目交付进度，进行规划</w:t>
+      </w:r>
+    </w:p>
+    <w:p>
+      <w:pPr>
+        <w:pStyle w:val="40"/>
+        <w:numPr>
+          <w:ilvl w:val="0"/>
+          <w:numId w:val="10"/>
+        </w:numPr>
+        <w:bidi w:val="0"/>
+        <w:rPr>
+          <w:rFonts w:hint="default"/>
+          <w:lang w:val="en-US" w:eastAsia="zh-CN"/>
+        </w:rPr>
+      </w:pPr>
+      <w:r>
+        <w:rPr>
+          <w:rFonts w:hint="eastAsia"/>
+          <w:lang w:val="en-US" w:eastAsia="zh-CN"/>
+        </w:rPr>
+        <w:t>应急方案建设：总体筹划项目应急计划、预案、实施，应急报告审核</w:t>
+      </w:r>
+    </w:p>
+    <w:p>
+      <w:pPr>
+        <w:pStyle w:val="40"/>
+        <w:numPr>
+          <w:ilvl w:val="0"/>
+          <w:numId w:val="10"/>
+        </w:numPr>
+        <w:bidi w:val="0"/>
+      </w:pPr>
+      <w:r>
+        <w:rPr>
+          <w:rFonts w:hint="eastAsia"/>
+        </w:rPr>
+        <w:t>完成上级交办及其他协作任务：高效完成上级领导交办及其他部门提请协办的重要事项</w:t>
+      </w:r>
+    </w:p>
+    <w:p>
+      <w:pPr>
+        <w:pStyle w:val="31"/>
+        <w:keepNext w:val="0"/>
+        <w:keepLines w:val="0"/>
+        <w:pageBreakBefore w:val="0"/>
+        <w:widowControl w:val="0"/>
+        <w:wordWrap/>
+        <w:overflowPunct/>
+        <w:topLinePunct w:val="0"/>
+        <w:bidi w:val="0"/>
+      </w:pPr>
+      <w:bookmarkStart w:id="8" w:name="_Toc14891"/>
       <w:r>
         <w:t>管理者代表</w:t>
       </w:r>
-      <w:bookmarkEnd w:id="7"/>
-    </w:p>
-    <w:p>
-      <w:pPr>
-        <w:keepNext w:val="0"/>
-        <w:keepLines w:val="0"/>
-        <w:pageBreakBefore w:val="0"/>
-        <w:widowControl w:val="0"/>
-        <w:numPr>
-          <w:ilvl w:val="0"/>
-          <w:numId w:val="10"/>
+      <w:bookmarkEnd w:id="8"/>
+    </w:p>
+    <w:p>
+      <w:pPr>
+        <w:keepNext w:val="0"/>
+        <w:keepLines w:val="0"/>
+        <w:pageBreakBefore w:val="0"/>
+        <w:widowControl w:val="0"/>
+        <w:numPr>
+          <w:ilvl w:val="0"/>
+          <w:numId w:val="11"/>
         </w:numPr>
         <w:kinsoku w:val="0"/>
         <w:wordWrap/>
@@ -4516,11 +4772,6 @@
         <w:spacing w:line="360" w:lineRule="auto"/>
         <w:ind w:left="425" w:leftChars="0" w:right="0" w:hanging="425" w:firstLineChars="0"/>
         <w:textAlignment w:val="baseline"/>
-        <w:rPr>
-          <w:rFonts w:ascii="宋体" w:hAnsi="宋体" w:eastAsia="宋体" w:cs="宋体"/>
-          <w:sz w:val="24"/>
-          <w:szCs w:val="24"/>
-        </w:rPr>
       </w:pPr>
       <w:r>
         <w:rPr>
@@ -4540,7 +4791,7 @@
         <w:widowControl w:val="0"/>
         <w:numPr>
           <w:ilvl w:val="0"/>
-          <w:numId w:val="10"/>
+          <w:numId w:val="11"/>
         </w:numPr>
         <w:kinsoku w:val="0"/>
         <w:wordWrap/>
@@ -4586,7 +4837,7 @@
         <w:widowControl w:val="0"/>
         <w:numPr>
           <w:ilvl w:val="0"/>
-          <w:numId w:val="10"/>
+          <w:numId w:val="11"/>
         </w:numPr>
         <w:kinsoku w:val="0"/>
         <w:wordWrap/>
@@ -4624,7 +4875,7 @@
         <w:widowControl w:val="0"/>
         <w:numPr>
           <w:ilvl w:val="0"/>
-          <w:numId w:val="10"/>
+          <w:numId w:val="11"/>
         </w:numPr>
         <w:kinsoku w:val="0"/>
         <w:wordWrap/>
@@ -4651,18 +4902,37 @@
           <w:sz w:val="24"/>
           <w:szCs w:val="24"/>
         </w:rPr>
-        <w:t>负责在全公司内提高满足顾客要求的意识；</w:t>
-      </w:r>
-    </w:p>
-    <w:p>
-      <w:pPr>
-        <w:keepNext w:val="0"/>
-        <w:keepLines w:val="0"/>
-        <w:pageBreakBefore w:val="0"/>
-        <w:widowControl w:val="0"/>
-        <w:numPr>
-          <w:ilvl w:val="0"/>
-          <w:numId w:val="10"/>
+        <w:t>负责在全公司内提高满足</w:t>
+      </w:r>
+      <w:r>
+        <w:rPr>
+          <w:rFonts w:hint="eastAsia" w:ascii="宋体" w:hAnsi="宋体" w:cs="宋体"/>
+          <w:spacing w:val="-1"/>
+          <w:sz w:val="24"/>
+          <w:szCs w:val="24"/>
+          <w:lang w:val="en-US" w:eastAsia="zh-CN"/>
+        </w:rPr>
+        <w:t>客户</w:t>
+      </w:r>
+      <w:r>
+        <w:rPr>
+          <w:rFonts w:ascii="宋体" w:hAnsi="宋体" w:eastAsia="宋体" w:cs="宋体"/>
+          <w:spacing w:val="-1"/>
+          <w:sz w:val="24"/>
+          <w:szCs w:val="24"/>
+        </w:rPr>
+        <w:t>要求的意识；</w:t>
+      </w:r>
+    </w:p>
+    <w:p>
+      <w:pPr>
+        <w:keepNext w:val="0"/>
+        <w:keepLines w:val="0"/>
+        <w:pageBreakBefore w:val="0"/>
+        <w:widowControl w:val="0"/>
+        <w:numPr>
+          <w:ilvl w:val="0"/>
+          <w:numId w:val="11"/>
         </w:numPr>
         <w:kinsoku w:val="0"/>
         <w:wordWrap/>
@@ -4700,7 +4970,7 @@
         <w:widowControl w:val="0"/>
         <w:numPr>
           <w:ilvl w:val="0"/>
-          <w:numId w:val="10"/>
+          <w:numId w:val="11"/>
         </w:numPr>
         <w:kinsoku w:val="0"/>
         <w:wordWrap/>
@@ -4738,7 +5008,7 @@
         <w:widowControl w:val="0"/>
         <w:numPr>
           <w:ilvl w:val="0"/>
-          <w:numId w:val="10"/>
+          <w:numId w:val="11"/>
         </w:numPr>
         <w:kinsoku w:val="0"/>
         <w:wordWrap/>
@@ -4776,7 +5046,7 @@
         <w:widowControl w:val="0"/>
         <w:numPr>
           <w:ilvl w:val="0"/>
-          <w:numId w:val="10"/>
+          <w:numId w:val="11"/>
         </w:numPr>
         <w:kinsoku w:val="0"/>
         <w:wordWrap/>
@@ -4822,7 +5092,7 @@
         <w:widowControl w:val="0"/>
         <w:numPr>
           <w:ilvl w:val="0"/>
-          <w:numId w:val="10"/>
+          <w:numId w:val="11"/>
         </w:numPr>
         <w:kinsoku w:val="0"/>
         <w:wordWrap/>
@@ -4867,11 +5137,11 @@
         <w:topLinePunct w:val="0"/>
         <w:bidi w:val="0"/>
       </w:pPr>
-      <w:bookmarkStart w:id="8" w:name="_Toc23936"/>
+      <w:bookmarkStart w:id="9" w:name="_Toc20972"/>
       <w:r>
         <w:t>应急管理办公室</w:t>
       </w:r>
-      <w:bookmarkEnd w:id="8"/>
+      <w:bookmarkEnd w:id="9"/>
     </w:p>
     <w:p>
       <w:pPr>
@@ -4924,7 +5194,7 @@
         <w:widowControl w:val="0"/>
         <w:numPr>
           <w:ilvl w:val="0"/>
-          <w:numId w:val="11"/>
+          <w:numId w:val="12"/>
         </w:numPr>
         <w:kinsoku w:val="0"/>
         <w:wordWrap/>
@@ -4998,7 +5268,7 @@
         <w:widowControl w:val="0"/>
         <w:numPr>
           <w:ilvl w:val="0"/>
-          <w:numId w:val="11"/>
+          <w:numId w:val="12"/>
         </w:numPr>
         <w:kinsoku w:val="0"/>
         <w:wordWrap/>
@@ -5036,7 +5306,7 @@
         <w:widowControl w:val="0"/>
         <w:numPr>
           <w:ilvl w:val="0"/>
-          <w:numId w:val="11"/>
+          <w:numId w:val="12"/>
         </w:numPr>
         <w:kinsoku w:val="0"/>
         <w:wordWrap/>
@@ -5075,7 +5345,7 @@
         <w:widowControl w:val="0"/>
         <w:numPr>
           <w:ilvl w:val="0"/>
-          <w:numId w:val="11"/>
+          <w:numId w:val="12"/>
         </w:numPr>
         <w:kinsoku w:val="0"/>
         <w:wordWrap/>
@@ -5139,7 +5409,7 @@
         <w:widowControl w:val="0"/>
         <w:numPr>
           <w:ilvl w:val="0"/>
-          <w:numId w:val="11"/>
+          <w:numId w:val="12"/>
         </w:numPr>
         <w:kinsoku w:val="0"/>
         <w:wordWrap/>
@@ -5177,7 +5447,7 @@
         <w:widowControl w:val="0"/>
         <w:numPr>
           <w:ilvl w:val="0"/>
-          <w:numId w:val="11"/>
+          <w:numId w:val="12"/>
         </w:numPr>
         <w:kinsoku w:val="0"/>
         <w:wordWrap/>
@@ -5233,7 +5503,7 @@
         <w:widowControl w:val="0"/>
         <w:numPr>
           <w:ilvl w:val="0"/>
-          <w:numId w:val="11"/>
+          <w:numId w:val="12"/>
         </w:numPr>
         <w:kinsoku w:val="0"/>
         <w:wordWrap/>
@@ -5287,23 +5557,25 @@
         <w:topLinePunct w:val="0"/>
         <w:bidi w:val="0"/>
       </w:pPr>
+      <w:bookmarkStart w:id="10" w:name="_Toc11755"/>
       <w:r>
         <w:rPr>
           <w:rFonts w:hint="eastAsia"/>
           <w:lang w:val="en-US" w:eastAsia="zh-CN"/>
         </w:rPr>
-        <w:t>勘察测绘院</w:t>
-      </w:r>
-    </w:p>
-    <w:p>
-      <w:pPr>
-        <w:keepNext w:val="0"/>
-        <w:keepLines w:val="0"/>
-        <w:pageBreakBefore w:val="0"/>
-        <w:widowControl w:val="0"/>
-        <w:numPr>
-          <w:ilvl w:val="0"/>
-          <w:numId w:val="12"/>
+        <w:t>人工智能部</w:t>
+      </w:r>
+      <w:bookmarkEnd w:id="10"/>
+    </w:p>
+    <w:p>
+      <w:pPr>
+        <w:keepNext w:val="0"/>
+        <w:keepLines w:val="0"/>
+        <w:pageBreakBefore w:val="0"/>
+        <w:widowControl w:val="0"/>
+        <w:numPr>
+          <w:ilvl w:val="0"/>
+          <w:numId w:val="13"/>
         </w:numPr>
         <w:kinsoku w:val="0"/>
         <w:wordWrap/>
@@ -5340,7 +5612,7 @@
         <w:widowControl w:val="0"/>
         <w:numPr>
           <w:ilvl w:val="0"/>
-          <w:numId w:val="12"/>
+          <w:numId w:val="13"/>
         </w:numPr>
         <w:kinsoku w:val="0"/>
         <w:wordWrap/>
@@ -5378,7 +5650,7 @@
         <w:widowControl w:val="0"/>
         <w:numPr>
           <w:ilvl w:val="0"/>
-          <w:numId w:val="12"/>
+          <w:numId w:val="13"/>
         </w:numPr>
         <w:kinsoku w:val="0"/>
         <w:wordWrap/>
@@ -5416,7 +5688,7 @@
         <w:widowControl w:val="0"/>
         <w:numPr>
           <w:ilvl w:val="0"/>
-          <w:numId w:val="12"/>
+          <w:numId w:val="13"/>
         </w:numPr>
         <w:kinsoku w:val="0"/>
         <w:wordWrap/>
@@ -5462,7 +5734,7 @@
         <w:widowControl w:val="0"/>
         <w:numPr>
           <w:ilvl w:val="0"/>
-          <w:numId w:val="12"/>
+          <w:numId w:val="13"/>
         </w:numPr>
         <w:kinsoku w:val="0"/>
         <w:wordWrap/>
@@ -5519,7 +5791,7 @@
         <w:widowControl w:val="0"/>
         <w:numPr>
           <w:ilvl w:val="0"/>
-          <w:numId w:val="12"/>
+          <w:numId w:val="13"/>
         </w:numPr>
         <w:kinsoku w:val="0"/>
         <w:wordWrap/>
@@ -5557,7 +5829,7 @@
         <w:widowControl w:val="0"/>
         <w:numPr>
           <w:ilvl w:val="0"/>
-          <w:numId w:val="12"/>
+          <w:numId w:val="13"/>
         </w:numPr>
         <w:kinsoku w:val="0"/>
         <w:wordWrap/>
@@ -5595,7 +5867,7 @@
         <w:widowControl w:val="0"/>
         <w:numPr>
           <w:ilvl w:val="0"/>
-          <w:numId w:val="12"/>
+          <w:numId w:val="13"/>
         </w:numPr>
         <w:kinsoku w:val="0"/>
         <w:wordWrap/>
@@ -5633,7 +5905,7 @@
         <w:widowControl w:val="0"/>
         <w:numPr>
           <w:ilvl w:val="0"/>
-          <w:numId w:val="12"/>
+          <w:numId w:val="13"/>
         </w:numPr>
         <w:kinsoku w:val="0"/>
         <w:wordWrap/>
@@ -5671,7 +5943,7 @@
         <w:widowControl w:val="0"/>
         <w:numPr>
           <w:ilvl w:val="0"/>
-          <w:numId w:val="12"/>
+          <w:numId w:val="13"/>
         </w:numPr>
         <w:kinsoku w:val="0"/>
         <w:wordWrap/>
@@ -5709,7 +5981,7 @@
         <w:widowControl w:val="0"/>
         <w:numPr>
           <w:ilvl w:val="0"/>
-          <w:numId w:val="12"/>
+          <w:numId w:val="13"/>
         </w:numPr>
         <w:kinsoku w:val="0"/>
         <w:wordWrap/>
@@ -5747,7 +6019,7 @@
         <w:widowControl w:val="0"/>
         <w:numPr>
           <w:ilvl w:val="0"/>
-          <w:numId w:val="12"/>
+          <w:numId w:val="13"/>
         </w:numPr>
         <w:kinsoku w:val="0"/>
         <w:wordWrap/>
@@ -5804,7 +6076,7 @@
         <w:widowControl w:val="0"/>
         <w:numPr>
           <w:ilvl w:val="0"/>
-          <w:numId w:val="12"/>
+          <w:numId w:val="13"/>
         </w:numPr>
         <w:kinsoku w:val="0"/>
         <w:wordWrap/>
@@ -5842,7 +6114,7 @@
         <w:widowControl w:val="0"/>
         <w:numPr>
           <w:ilvl w:val="0"/>
-          <w:numId w:val="12"/>
+          <w:numId w:val="13"/>
         </w:numPr>
         <w:kinsoku w:val="0"/>
         <w:wordWrap/>
@@ -5880,7 +6152,7 @@
         <w:widowControl w:val="0"/>
         <w:numPr>
           <w:ilvl w:val="0"/>
-          <w:numId w:val="12"/>
+          <w:numId w:val="13"/>
         </w:numPr>
         <w:kinsoku w:val="0"/>
         <w:wordWrap/>
@@ -5918,7 +6190,7 @@
         <w:widowControl w:val="0"/>
         <w:numPr>
           <w:ilvl w:val="0"/>
-          <w:numId w:val="12"/>
+          <w:numId w:val="13"/>
         </w:numPr>
         <w:kinsoku w:val="0"/>
         <w:wordWrap/>
@@ -5956,7 +6228,7 @@
         <w:widowControl w:val="0"/>
         <w:numPr>
           <w:ilvl w:val="0"/>
-          <w:numId w:val="12"/>
+          <w:numId w:val="13"/>
         </w:numPr>
         <w:kinsoku w:val="0"/>
         <w:wordWrap/>
@@ -6003,7 +6275,7 @@
         <w:widowControl w:val="0"/>
         <w:numPr>
           <w:ilvl w:val="0"/>
-          <w:numId w:val="12"/>
+          <w:numId w:val="13"/>
         </w:numPr>
         <w:kinsoku w:val="0"/>
         <w:wordWrap/>
@@ -6061,7 +6333,7 @@
         <w:widowControl w:val="0"/>
         <w:numPr>
           <w:ilvl w:val="0"/>
-          <w:numId w:val="12"/>
+          <w:numId w:val="13"/>
         </w:numPr>
         <w:kinsoku w:val="0"/>
         <w:wordWrap/>
@@ -6108,7 +6380,7 @@
         <w:widowControl w:val="0"/>
         <w:numPr>
           <w:ilvl w:val="0"/>
-          <w:numId w:val="12"/>
+          <w:numId w:val="13"/>
         </w:numPr>
         <w:kinsoku w:val="0"/>
         <w:wordWrap/>
@@ -6155,7 +6427,7 @@
         <w:widowControl w:val="0"/>
         <w:numPr>
           <w:ilvl w:val="0"/>
-          <w:numId w:val="12"/>
+          <w:numId w:val="13"/>
         </w:numPr>
         <w:kinsoku w:val="0"/>
         <w:wordWrap/>
@@ -6193,7 +6465,7 @@
         <w:widowControl w:val="0"/>
         <w:numPr>
           <w:ilvl w:val="0"/>
-          <w:numId w:val="12"/>
+          <w:numId w:val="13"/>
         </w:numPr>
         <w:kinsoku w:val="0"/>
         <w:wordWrap/>
@@ -6250,7 +6522,7 @@
         <w:widowControl w:val="0"/>
         <w:numPr>
           <w:ilvl w:val="0"/>
-          <w:numId w:val="12"/>
+          <w:numId w:val="13"/>
         </w:numPr>
         <w:kinsoku w:val="0"/>
         <w:wordWrap/>
@@ -6288,7 +6560,7 @@
         <w:widowControl w:val="0"/>
         <w:numPr>
           <w:ilvl w:val="0"/>
-          <w:numId w:val="12"/>
+          <w:numId w:val="13"/>
         </w:numPr>
         <w:kinsoku w:val="0"/>
         <w:wordWrap/>
@@ -6326,7 +6598,7 @@
         <w:widowControl w:val="0"/>
         <w:numPr>
           <w:ilvl w:val="0"/>
-          <w:numId w:val="12"/>
+          <w:numId w:val="13"/>
         </w:numPr>
         <w:kinsoku w:val="0"/>
         <w:wordWrap/>
@@ -6364,7 +6636,7 @@
         <w:widowControl w:val="0"/>
         <w:numPr>
           <w:ilvl w:val="0"/>
-          <w:numId w:val="12"/>
+          <w:numId w:val="13"/>
         </w:numPr>
         <w:kinsoku w:val="0"/>
         <w:wordWrap/>
@@ -6402,7 +6674,7 @@
         <w:widowControl w:val="0"/>
         <w:numPr>
           <w:ilvl w:val="0"/>
-          <w:numId w:val="12"/>
+          <w:numId w:val="13"/>
         </w:numPr>
         <w:kinsoku w:val="0"/>
         <w:wordWrap/>
@@ -6449,7 +6721,7 @@
         <w:widowControl w:val="0"/>
         <w:numPr>
           <w:ilvl w:val="0"/>
-          <w:numId w:val="12"/>
+          <w:numId w:val="13"/>
         </w:numPr>
         <w:kinsoku w:val="0"/>
         <w:wordWrap/>
@@ -6487,7 +6759,7 @@
         <w:widowControl w:val="0"/>
         <w:numPr>
           <w:ilvl w:val="0"/>
-          <w:numId w:val="12"/>
+          <w:numId w:val="13"/>
         </w:numPr>
         <w:kinsoku w:val="0"/>
         <w:wordWrap/>
@@ -6534,7 +6806,7 @@
         <w:widowControl w:val="0"/>
         <w:numPr>
           <w:ilvl w:val="0"/>
-          <w:numId w:val="12"/>
+          <w:numId w:val="13"/>
         </w:numPr>
         <w:kinsoku w:val="0"/>
         <w:wordWrap/>
@@ -6589,7 +6861,7 @@
         <w:widowControl w:val="0"/>
         <w:numPr>
           <w:ilvl w:val="0"/>
-          <w:numId w:val="12"/>
+          <w:numId w:val="13"/>
         </w:numPr>
         <w:kinsoku w:val="0"/>
         <w:wordWrap/>
@@ -6645,7 +6917,7 @@
           <w:lang w:val="en-US"/>
         </w:rPr>
       </w:pPr>
-      <w:bookmarkStart w:id="9" w:name="_Toc15862"/>
+      <w:bookmarkStart w:id="11" w:name="_Toc17047"/>
       <w:r>
         <w:rPr>
           <w:rFonts w:hint="eastAsia"/>
@@ -6653,17 +6925,17 @@
         </w:rPr>
         <w:t>采购部</w:t>
       </w:r>
-      <w:bookmarkEnd w:id="9"/>
-    </w:p>
-    <w:p>
-      <w:pPr>
-        <w:keepNext w:val="0"/>
-        <w:keepLines w:val="0"/>
-        <w:pageBreakBefore w:val="0"/>
-        <w:widowControl w:val="0"/>
-        <w:numPr>
-          <w:ilvl w:val="0"/>
-          <w:numId w:val="13"/>
+      <w:bookmarkEnd w:id="11"/>
+    </w:p>
+    <w:p>
+      <w:pPr>
+        <w:keepNext w:val="0"/>
+        <w:keepLines w:val="0"/>
+        <w:pageBreakBefore w:val="0"/>
+        <w:widowControl w:val="0"/>
+        <w:numPr>
+          <w:ilvl w:val="0"/>
+          <w:numId w:val="14"/>
         </w:numPr>
         <w:kinsoku w:val="0"/>
         <w:wordWrap/>
@@ -6702,7 +6974,7 @@
         <w:widowControl w:val="0"/>
         <w:numPr>
           <w:ilvl w:val="0"/>
-          <w:numId w:val="13"/>
+          <w:numId w:val="14"/>
         </w:numPr>
         <w:kinsoku w:val="0"/>
         <w:wordWrap/>
@@ -6741,7 +7013,7 @@
         <w:widowControl w:val="0"/>
         <w:numPr>
           <w:ilvl w:val="0"/>
-          <w:numId w:val="13"/>
+          <w:numId w:val="14"/>
         </w:numPr>
         <w:kinsoku w:val="0"/>
         <w:wordWrap/>
@@ -6780,7 +7052,7 @@
         <w:widowControl w:val="0"/>
         <w:numPr>
           <w:ilvl w:val="0"/>
-          <w:numId w:val="13"/>
+          <w:numId w:val="14"/>
         </w:numPr>
         <w:kinsoku w:val="0"/>
         <w:wordWrap/>
@@ -6819,7 +7091,7 @@
         <w:widowControl w:val="0"/>
         <w:numPr>
           <w:ilvl w:val="0"/>
-          <w:numId w:val="13"/>
+          <w:numId w:val="14"/>
         </w:numPr>
         <w:kinsoku w:val="0"/>
         <w:wordWrap/>
@@ -6877,7 +7149,7 @@
         <w:widowControl w:val="0"/>
         <w:numPr>
           <w:ilvl w:val="0"/>
-          <w:numId w:val="13"/>
+          <w:numId w:val="14"/>
         </w:numPr>
         <w:kinsoku w:val="0"/>
         <w:wordWrap/>
@@ -6916,7 +7188,7 @@
         <w:widowControl w:val="0"/>
         <w:numPr>
           <w:ilvl w:val="0"/>
-          <w:numId w:val="13"/>
+          <w:numId w:val="14"/>
         </w:numPr>
         <w:kinsoku w:val="0"/>
         <w:wordWrap/>
@@ -6955,7 +7227,7 @@
         <w:widowControl w:val="0"/>
         <w:numPr>
           <w:ilvl w:val="0"/>
-          <w:numId w:val="13"/>
+          <w:numId w:val="14"/>
         </w:numPr>
         <w:kinsoku w:val="0"/>
         <w:wordWrap/>
@@ -6994,7 +7266,7 @@
         <w:widowControl w:val="0"/>
         <w:numPr>
           <w:ilvl w:val="0"/>
-          <w:numId w:val="13"/>
+          <w:numId w:val="14"/>
         </w:numPr>
         <w:kinsoku w:val="0"/>
         <w:wordWrap/>
@@ -7037,7 +7309,7 @@
         <w:topLinePunct w:val="0"/>
         <w:bidi w:val="0"/>
       </w:pPr>
-      <w:bookmarkStart w:id="10" w:name="_Toc23128"/>
+      <w:bookmarkStart w:id="12" w:name="_Toc4932"/>
       <w:r>
         <w:rPr>
           <w:rFonts w:hint="eastAsia"/>
@@ -7045,17 +7317,17 @@
         </w:rPr>
         <w:t>综合办公室</w:t>
       </w:r>
-      <w:bookmarkEnd w:id="10"/>
-    </w:p>
-    <w:p>
-      <w:pPr>
-        <w:keepNext w:val="0"/>
-        <w:keepLines w:val="0"/>
-        <w:pageBreakBefore w:val="0"/>
-        <w:widowControl w:val="0"/>
-        <w:numPr>
-          <w:ilvl w:val="0"/>
-          <w:numId w:val="14"/>
+      <w:bookmarkEnd w:id="12"/>
+    </w:p>
+    <w:p>
+      <w:pPr>
+        <w:keepNext w:val="0"/>
+        <w:keepLines w:val="0"/>
+        <w:pageBreakBefore w:val="0"/>
+        <w:widowControl w:val="0"/>
+        <w:numPr>
+          <w:ilvl w:val="0"/>
+          <w:numId w:val="15"/>
         </w:numPr>
         <w:kinsoku w:val="0"/>
         <w:wordWrap/>
@@ -7102,7 +7374,7 @@
         <w:widowControl w:val="0"/>
         <w:numPr>
           <w:ilvl w:val="0"/>
-          <w:numId w:val="14"/>
+          <w:numId w:val="15"/>
         </w:numPr>
         <w:kinsoku w:val="0"/>
         <w:wordWrap/>
@@ -7148,7 +7420,7 @@
         <w:widowControl w:val="0"/>
         <w:numPr>
           <w:ilvl w:val="0"/>
-          <w:numId w:val="14"/>
+          <w:numId w:val="15"/>
         </w:numPr>
         <w:kinsoku w:val="0"/>
         <w:wordWrap/>
@@ -7187,7 +7459,7 @@
         <w:widowControl w:val="0"/>
         <w:numPr>
           <w:ilvl w:val="0"/>
-          <w:numId w:val="14"/>
+          <w:numId w:val="15"/>
         </w:numPr>
         <w:kinsoku w:val="0"/>
         <w:wordWrap/>
@@ -7225,7 +7497,7 @@
         <w:widowControl w:val="0"/>
         <w:numPr>
           <w:ilvl w:val="0"/>
-          <w:numId w:val="14"/>
+          <w:numId w:val="15"/>
         </w:numPr>
         <w:kinsoku w:val="0"/>
         <w:wordWrap/>
@@ -7263,7 +7535,7 @@
         <w:widowControl w:val="0"/>
         <w:numPr>
           <w:ilvl w:val="0"/>
-          <w:numId w:val="14"/>
+          <w:numId w:val="15"/>
         </w:numPr>
         <w:kinsoku w:val="0"/>
         <w:wordWrap/>
@@ -7301,7 +7573,7 @@
         <w:widowControl w:val="0"/>
         <w:numPr>
           <w:ilvl w:val="0"/>
-          <w:numId w:val="14"/>
+          <w:numId w:val="15"/>
         </w:numPr>
         <w:kinsoku w:val="0"/>
         <w:wordWrap/>
@@ -7347,7 +7619,7 @@
         <w:widowControl w:val="0"/>
         <w:numPr>
           <w:ilvl w:val="0"/>
-          <w:numId w:val="14"/>
+          <w:numId w:val="15"/>
         </w:numPr>
         <w:kinsoku w:val="0"/>
         <w:wordWrap/>
@@ -7385,7 +7657,7 @@
         <w:widowControl w:val="0"/>
         <w:numPr>
           <w:ilvl w:val="0"/>
-          <w:numId w:val="14"/>
+          <w:numId w:val="15"/>
         </w:numPr>
         <w:kinsoku w:val="0"/>
         <w:wordWrap/>
@@ -7423,7 +7695,7 @@
         <w:widowControl w:val="0"/>
         <w:numPr>
           <w:ilvl w:val="0"/>
-          <w:numId w:val="14"/>
+          <w:numId w:val="15"/>
         </w:numPr>
         <w:kinsoku w:val="0"/>
         <w:wordWrap/>
@@ -7461,7 +7733,7 @@
         <w:widowControl w:val="0"/>
         <w:numPr>
           <w:ilvl w:val="0"/>
-          <w:numId w:val="14"/>
+          <w:numId w:val="15"/>
         </w:numPr>
         <w:kinsoku w:val="0"/>
         <w:wordWrap/>
@@ -7499,7 +7771,7 @@
         <w:widowControl w:val="0"/>
         <w:numPr>
           <w:ilvl w:val="0"/>
-          <w:numId w:val="14"/>
+          <w:numId w:val="15"/>
         </w:numPr>
         <w:kinsoku w:val="0"/>
         <w:wordWrap/>
@@ -7537,7 +7809,7 @@
         <w:widowControl w:val="0"/>
         <w:numPr>
           <w:ilvl w:val="0"/>
-          <w:numId w:val="14"/>
+          <w:numId w:val="15"/>
         </w:numPr>
         <w:kinsoku w:val="0"/>
         <w:wordWrap/>
@@ -7575,7 +7847,7 @@
         <w:widowControl w:val="0"/>
         <w:numPr>
           <w:ilvl w:val="0"/>
-          <w:numId w:val="14"/>
+          <w:numId w:val="15"/>
         </w:numPr>
         <w:kinsoku w:val="0"/>
         <w:wordWrap/>
@@ -7613,7 +7885,7 @@
         <w:widowControl w:val="0"/>
         <w:numPr>
           <w:ilvl w:val="0"/>
-          <w:numId w:val="14"/>
+          <w:numId w:val="15"/>
         </w:numPr>
         <w:kinsoku w:val="0"/>
         <w:wordWrap/>
@@ -7651,7 +7923,7 @@
         <w:widowControl w:val="0"/>
         <w:numPr>
           <w:ilvl w:val="0"/>
-          <w:numId w:val="14"/>
+          <w:numId w:val="15"/>
         </w:numPr>
         <w:kinsoku w:val="0"/>
         <w:wordWrap/>
@@ -7698,7 +7970,7 @@
         <w:widowControl w:val="0"/>
         <w:numPr>
           <w:ilvl w:val="0"/>
-          <w:numId w:val="14"/>
+          <w:numId w:val="15"/>
         </w:numPr>
         <w:kinsoku w:val="0"/>
         <w:wordWrap/>
@@ -7745,7 +8017,7 @@
         <w:widowControl w:val="0"/>
         <w:numPr>
           <w:ilvl w:val="0"/>
-          <w:numId w:val="14"/>
+          <w:numId w:val="15"/>
         </w:numPr>
         <w:kinsoku w:val="0"/>
         <w:wordWrap/>
@@ -7784,7 +8056,7 @@
         <w:widowControl w:val="0"/>
         <w:numPr>
           <w:ilvl w:val="0"/>
-          <w:numId w:val="14"/>
+          <w:numId w:val="15"/>
         </w:numPr>
         <w:kinsoku w:val="0"/>
         <w:wordWrap/>
@@ -7815,6 +8087,235 @@
           <w:lang w:val="en-US" w:eastAsia="zh-CN"/>
         </w:rPr>
         <w:t>负责交付制度的跟进</w:t>
+      </w:r>
+    </w:p>
+    <w:p>
+      <w:pPr>
+        <w:pStyle w:val="31"/>
+        <w:bidi w:val="0"/>
+        <w:rPr>
+          <w:rFonts w:hint="default"/>
+          <w:lang w:val="en-US" w:eastAsia="zh-CN"/>
+        </w:rPr>
+      </w:pPr>
+      <w:bookmarkStart w:id="13" w:name="_Toc6941"/>
+      <w:r>
+        <w:rPr>
+          <w:rFonts w:hint="eastAsia"/>
+          <w:lang w:val="en-US" w:eastAsia="zh-CN"/>
+        </w:rPr>
+        <w:t>管控部</w:t>
+      </w:r>
+      <w:bookmarkEnd w:id="13"/>
+    </w:p>
+    <w:p>
+      <w:pPr>
+        <w:pStyle w:val="29"/>
+        <w:numPr>
+          <w:ilvl w:val="0"/>
+          <w:numId w:val="16"/>
+        </w:numPr>
+        <w:ind w:left="425" w:leftChars="0" w:hanging="425" w:firstLineChars="0"/>
+        <w:rPr>
+          <w:rFonts w:hint="default"/>
+          <w:lang w:val="en-US" w:eastAsia="zh-CN"/>
+        </w:rPr>
+      </w:pPr>
+      <w:r>
+        <w:rPr>
+          <w:rFonts w:hint="default"/>
+          <w:lang w:val="en-US" w:eastAsia="zh-CN"/>
+        </w:rPr>
+        <w:t>负责建立、实施、维护和持续改进公司整体的质量管理体系，确保其有效运行并符合相关标准及内部要求，组织编制、修订和发布质量手册、程序文件等体系文件，并严格管理其受控、分发、更新与归档。</w:t>
+      </w:r>
+    </w:p>
+    <w:p>
+      <w:pPr>
+        <w:pStyle w:val="29"/>
+        <w:numPr>
+          <w:ilvl w:val="0"/>
+          <w:numId w:val="16"/>
+        </w:numPr>
+        <w:ind w:left="425" w:leftChars="0" w:hanging="425" w:firstLineChars="0"/>
+        <w:rPr>
+          <w:rFonts w:hint="default"/>
+          <w:lang w:val="en-US" w:eastAsia="zh-CN"/>
+        </w:rPr>
+      </w:pPr>
+      <w:r>
+        <w:rPr>
+          <w:rFonts w:hint="default"/>
+          <w:lang w:val="en-US" w:eastAsia="zh-CN"/>
+        </w:rPr>
+        <w:t>根据公司战略，组织制定年度质量目标、质量计划与预算，并将其分解至相关部门，监督其执行情况并进行考核。</w:t>
+      </w:r>
+    </w:p>
+    <w:p>
+      <w:pPr>
+        <w:pStyle w:val="29"/>
+        <w:numPr>
+          <w:ilvl w:val="0"/>
+          <w:numId w:val="16"/>
+        </w:numPr>
+        <w:ind w:left="425" w:leftChars="0" w:hanging="425" w:firstLineChars="0"/>
+        <w:rPr>
+          <w:rFonts w:hint="default"/>
+          <w:lang w:val="en-US" w:eastAsia="zh-CN"/>
+        </w:rPr>
+      </w:pPr>
+      <w:r>
+        <w:rPr>
+          <w:rFonts w:hint="default"/>
+          <w:lang w:val="en-US" w:eastAsia="zh-CN"/>
+        </w:rPr>
+        <w:t>组织制定、修订和完善覆盖产品与服务全过程的检验标准、质量控制计划及各类质量管理制度与流程。</w:t>
+      </w:r>
+    </w:p>
+    <w:p>
+      <w:pPr>
+        <w:pStyle w:val="29"/>
+        <w:numPr>
+          <w:ilvl w:val="0"/>
+          <w:numId w:val="16"/>
+        </w:numPr>
+        <w:ind w:left="425" w:leftChars="0" w:hanging="425" w:firstLineChars="0"/>
+        <w:rPr>
+          <w:rFonts w:hint="default"/>
+          <w:lang w:val="en-US" w:eastAsia="zh-CN"/>
+        </w:rPr>
+      </w:pPr>
+      <w:r>
+        <w:rPr>
+          <w:rFonts w:hint="default"/>
+          <w:lang w:val="en-US" w:eastAsia="zh-CN"/>
+        </w:rPr>
+        <w:t>对公司核心业务过程（如项目交付、软件开发、运维服务）进行监督与符合性检查，确保其按既定质量标准与规程执行。</w:t>
+      </w:r>
+    </w:p>
+    <w:p>
+      <w:pPr>
+        <w:pStyle w:val="29"/>
+        <w:numPr>
+          <w:ilvl w:val="0"/>
+          <w:numId w:val="16"/>
+        </w:numPr>
+        <w:ind w:left="425" w:leftChars="0" w:hanging="425" w:firstLineChars="0"/>
+        <w:rPr>
+          <w:rFonts w:hint="default"/>
+          <w:lang w:val="en-US" w:eastAsia="zh-CN"/>
+        </w:rPr>
+      </w:pPr>
+      <w:r>
+        <w:rPr>
+          <w:rFonts w:hint="default"/>
+          <w:lang w:val="en-US" w:eastAsia="zh-CN"/>
+        </w:rPr>
+        <w:t>系统性地收集、统计和分析各类质量数据（如合格率、客户投诉率、故障率），运用专业工具进行监控与分析，编制质量报告，为管理评审与决策提供依据。</w:t>
+      </w:r>
+    </w:p>
+    <w:p>
+      <w:pPr>
+        <w:pStyle w:val="29"/>
+        <w:numPr>
+          <w:ilvl w:val="0"/>
+          <w:numId w:val="16"/>
+        </w:numPr>
+        <w:ind w:left="425" w:leftChars="0" w:hanging="425" w:firstLineChars="0"/>
+        <w:rPr>
+          <w:rFonts w:hint="default"/>
+          <w:lang w:val="en-US" w:eastAsia="zh-CN"/>
+        </w:rPr>
+      </w:pPr>
+      <w:r>
+        <w:rPr>
+          <w:rFonts w:hint="default"/>
+          <w:lang w:val="en-US" w:eastAsia="zh-CN"/>
+        </w:rPr>
+        <w:t>策划并组织实施内部质量体系审核、过程审核及产品审核，跟踪验证纠正与预防措施的有效性，并协助管理层开展管理评审。</w:t>
+      </w:r>
+    </w:p>
+    <w:p>
+      <w:pPr>
+        <w:pStyle w:val="29"/>
+        <w:numPr>
+          <w:ilvl w:val="0"/>
+          <w:numId w:val="16"/>
+        </w:numPr>
+        <w:ind w:left="425" w:leftChars="0" w:hanging="425" w:firstLineChars="0"/>
+        <w:rPr>
+          <w:rFonts w:hint="default"/>
+          <w:lang w:val="en-US" w:eastAsia="zh-CN"/>
+        </w:rPr>
+      </w:pPr>
+      <w:r>
+        <w:rPr>
+          <w:rFonts w:hint="default"/>
+          <w:lang w:val="en-US" w:eastAsia="zh-CN"/>
+        </w:rPr>
+        <w:t>主导客户投诉及重大质量问题的调查、分析与处理，组织制定并跟踪纠正与预防措施的实施直至问题关闭。</w:t>
+      </w:r>
+    </w:p>
+    <w:p>
+      <w:pPr>
+        <w:pStyle w:val="29"/>
+        <w:numPr>
+          <w:ilvl w:val="0"/>
+          <w:numId w:val="16"/>
+        </w:numPr>
+        <w:ind w:left="425" w:leftChars="0" w:hanging="425" w:firstLineChars="0"/>
+        <w:rPr>
+          <w:rFonts w:hint="default"/>
+          <w:lang w:val="en-US" w:eastAsia="zh-CN"/>
+        </w:rPr>
+      </w:pPr>
+      <w:r>
+        <w:rPr>
+          <w:rFonts w:hint="default"/>
+          <w:lang w:val="en-US" w:eastAsia="zh-CN"/>
+        </w:rPr>
+        <w:t>监督不合格品/服务的控制流程，确保其被正确标识、隔离、评审与处置。</w:t>
+      </w:r>
+    </w:p>
+    <w:p>
+      <w:pPr>
+        <w:pStyle w:val="29"/>
+        <w:numPr>
+          <w:ilvl w:val="0"/>
+          <w:numId w:val="16"/>
+        </w:numPr>
+        <w:ind w:left="425" w:leftChars="0" w:hanging="425" w:firstLineChars="0"/>
+        <w:rPr>
+          <w:rFonts w:hint="default"/>
+          <w:lang w:val="en-US" w:eastAsia="zh-CN"/>
+        </w:rPr>
+      </w:pPr>
+      <w:r>
+        <w:rPr>
+          <w:rFonts w:hint="default"/>
+          <w:lang w:val="en-US" w:eastAsia="zh-CN"/>
+        </w:rPr>
+        <w:t>监控并分析质量成本（预防、鉴定、内外部失败成本），推动质量改善以降低劣质成本。</w:t>
+      </w:r>
+    </w:p>
+    <w:p>
+      <w:pPr>
+        <w:pStyle w:val="29"/>
+        <w:numPr>
+          <w:ilvl w:val="0"/>
+          <w:numId w:val="16"/>
+        </w:numPr>
+        <w:ind w:left="425" w:leftChars="0" w:hanging="425" w:firstLineChars="0"/>
+        <w:rPr>
+          <w:rFonts w:hint="default"/>
+          <w:lang w:val="en-US" w:eastAsia="zh-CN"/>
+        </w:rPr>
+      </w:pPr>
+      <w:r>
+        <w:rPr>
+          <w:rFonts w:hint="default"/>
+          <w:lang w:val="en-US" w:eastAsia="zh-CN"/>
+        </w:rPr>
+        <w:t>在公司范围内推广质量意识，组织质量工具与标准的培训，推动质量改进项目，构建持续改进的质量文化。</w:t>
       </w:r>
     </w:p>
     <w:sectPr>
@@ -8225,26 +8726,6 @@
     </w:lvl>
   </w:abstractNum>
   <w:abstractNum w:abstractNumId="5">
-    <w:nsid w:val="F5E97C2F"/>
-    <w:multiLevelType w:val="singleLevel"/>
-    <w:tmpl w:val="F5E97C2F"/>
-    <w:lvl w:ilvl="0" w:tentative="0">
-      <w:start w:val="1"/>
-      <w:numFmt w:val="bullet"/>
-      <w:lvlText w:val=""/>
-      <w:lvlJc w:val="left"/>
-      <w:pPr>
-        <w:tabs>
-          <w:tab w:val="left" w:pos="840"/>
-        </w:tabs>
-        <w:ind w:left="1260" w:hanging="420"/>
-      </w:pPr>
-      <w:rPr>
-        <w:rFonts w:hint="default" w:ascii="Wingdings" w:hAnsi="Wingdings"/>
-      </w:rPr>
-    </w:lvl>
-  </w:abstractNum>
-  <w:abstractNum w:abstractNumId="6">
     <w:nsid w:val="03D68C40"/>
     <w:multiLevelType w:val="singleLevel"/>
     <w:tmpl w:val="03D68C40"/>
@@ -8261,7 +8742,7 @@
       </w:rPr>
     </w:lvl>
   </w:abstractNum>
-  <w:abstractNum w:abstractNumId="7">
+  <w:abstractNum w:abstractNumId="6">
     <w:nsid w:val="12126C21"/>
     <w:multiLevelType w:val="singleLevel"/>
     <w:tmpl w:val="12126C21"/>
@@ -8278,17 +8759,37 @@
       </w:rPr>
     </w:lvl>
   </w:abstractNum>
+  <w:abstractNum w:abstractNumId="7">
+    <w:nsid w:val="150A0C29"/>
+    <w:multiLevelType w:val="singleLevel"/>
+    <w:tmpl w:val="150A0C29"/>
+    <w:lvl w:ilvl="0" w:tentative="0">
+      <w:start w:val="1"/>
+      <w:numFmt w:val="decimal"/>
+      <w:lvlText w:val="%1."/>
+      <w:lvlJc w:val="left"/>
+      <w:pPr>
+        <w:ind w:left="425" w:hanging="425"/>
+      </w:pPr>
+      <w:rPr>
+        <w:rFonts w:hint="default"/>
+      </w:rPr>
+    </w:lvl>
+  </w:abstractNum>
   <w:abstractNum w:abstractNumId="8">
-    <w:nsid w:val="2AD85455"/>
+    <w:nsid w:val="2ACDA35D"/>
     <w:multiLevelType w:val="multilevel"/>
-    <w:tmpl w:val="2AD85455"/>
+    <w:tmpl w:val="2ACDA35D"/>
     <w:lvl w:ilvl="0" w:tentative="0">
       <w:start w:val="1"/>
       <w:numFmt w:val="bullet"/>
-      <w:lvlText w:val=""/>
+      <w:lvlText w:val=""/>
       <w:lvlJc w:val="left"/>
       <w:pPr>
-        <w:ind w:left="420" w:hanging="420"/>
+        <w:tabs>
+          <w:tab w:val="left" w:pos="1260"/>
+        </w:tabs>
+        <w:ind w:left="1680" w:hanging="420"/>
       </w:pPr>
       <w:rPr>
         <w:rFonts w:hint="default" w:ascii="Wingdings" w:hAnsi="Wingdings"/>
@@ -8301,9 +8802,9 @@
       <w:lvlJc w:val="left"/>
       <w:pPr>
         <w:tabs>
-          <w:tab w:val="left" w:pos="840"/>
+          <w:tab w:val="left" w:pos="1680"/>
         </w:tabs>
-        <w:ind w:left="840" w:leftChars="0" w:hanging="420" w:firstLineChars="0"/>
+        <w:ind w:left="2100" w:leftChars="0" w:hanging="420" w:firstLineChars="0"/>
       </w:pPr>
       <w:rPr>
         <w:rFonts w:hint="default" w:ascii="Wingdings" w:hAnsi="Wingdings"/>
@@ -8316,9 +8817,9 @@
       <w:lvlJc w:val="left"/>
       <w:pPr>
         <w:tabs>
-          <w:tab w:val="left" w:pos="1260"/>
+          <w:tab w:val="left" w:pos="2100"/>
         </w:tabs>
-        <w:ind w:left="1260" w:leftChars="0" w:hanging="420" w:firstLineChars="0"/>
+        <w:ind w:left="2520" w:leftChars="0" w:hanging="420" w:firstLineChars="0"/>
       </w:pPr>
       <w:rPr>
         <w:rFonts w:hint="default" w:ascii="Wingdings" w:hAnsi="Wingdings"/>
@@ -8331,9 +8832,9 @@
       <w:lvlJc w:val="left"/>
       <w:pPr>
         <w:tabs>
-          <w:tab w:val="left" w:pos="1680"/>
+          <w:tab w:val="left" w:pos="2520"/>
         </w:tabs>
-        <w:ind w:left="1680" w:leftChars="0" w:hanging="420" w:firstLineChars="0"/>
+        <w:ind w:left="2940" w:leftChars="0" w:hanging="420" w:firstLineChars="0"/>
       </w:pPr>
       <w:rPr>
         <w:rFonts w:hint="default" w:ascii="Wingdings" w:hAnsi="Wingdings"/>
@@ -8346,9 +8847,9 @@
       <w:lvlJc w:val="left"/>
       <w:pPr>
         <w:tabs>
-          <w:tab w:val="left" w:pos="2100"/>
+          <w:tab w:val="left" w:pos="2940"/>
         </w:tabs>
-        <w:ind w:left="2100" w:leftChars="0" w:hanging="420" w:firstLineChars="0"/>
+        <w:ind w:left="3360" w:leftChars="0" w:hanging="420" w:firstLineChars="0"/>
       </w:pPr>
       <w:rPr>
         <w:rFonts w:hint="default" w:ascii="Wingdings" w:hAnsi="Wingdings"/>
@@ -8361,9 +8862,9 @@
       <w:lvlJc w:val="left"/>
       <w:pPr>
         <w:tabs>
-          <w:tab w:val="left" w:pos="2520"/>
+          <w:tab w:val="left" w:pos="3360"/>
         </w:tabs>
-        <w:ind w:left="2520" w:leftChars="0" w:hanging="420" w:firstLineChars="0"/>
+        <w:ind w:left="3780" w:leftChars="0" w:hanging="420" w:firstLineChars="0"/>
       </w:pPr>
       <w:rPr>
         <w:rFonts w:hint="default" w:ascii="Wingdings" w:hAnsi="Wingdings"/>
@@ -8376,9 +8877,9 @@
       <w:lvlJc w:val="left"/>
       <w:pPr>
         <w:tabs>
-          <w:tab w:val="left" w:pos="2940"/>
+          <w:tab w:val="left" w:pos="3780"/>
         </w:tabs>
-        <w:ind w:left="2940" w:leftChars="0" w:hanging="420" w:firstLineChars="0"/>
+        <w:ind w:left="4200" w:leftChars="0" w:hanging="420" w:firstLineChars="0"/>
       </w:pPr>
       <w:rPr>
         <w:rFonts w:hint="default" w:ascii="Wingdings" w:hAnsi="Wingdings"/>
@@ -8391,9 +8892,9 @@
       <w:lvlJc w:val="left"/>
       <w:pPr>
         <w:tabs>
-          <w:tab w:val="left" w:pos="3360"/>
+          <w:tab w:val="left" w:pos="4200"/>
         </w:tabs>
-        <w:ind w:left="3360" w:leftChars="0" w:hanging="420" w:firstLineChars="0"/>
+        <w:ind w:left="4620" w:leftChars="0" w:hanging="420" w:firstLineChars="0"/>
       </w:pPr>
       <w:rPr>
         <w:rFonts w:hint="default" w:ascii="Wingdings" w:hAnsi="Wingdings"/>
@@ -8406,9 +8907,9 @@
       <w:lvlJc w:val="left"/>
       <w:pPr>
         <w:tabs>
-          <w:tab w:val="left" w:pos="3780"/>
+          <w:tab w:val="left" w:pos="4620"/>
         </w:tabs>
-        <w:ind w:left="3780" w:leftChars="0" w:hanging="420" w:firstLineChars="0"/>
+        <w:ind w:left="5040" w:leftChars="0" w:hanging="420" w:firstLineChars="0"/>
       </w:pPr>
       <w:rPr>
         <w:rFonts w:hint="default" w:ascii="Wingdings" w:hAnsi="Wingdings"/>
@@ -8416,19 +8917,136 @@
     </w:lvl>
   </w:abstractNum>
   <w:abstractNum w:abstractNumId="9">
-    <w:nsid w:val="3FEAE63E"/>
-    <w:multiLevelType w:val="singleLevel"/>
-    <w:tmpl w:val="3FEAE63E"/>
+    <w:nsid w:val="2AD85455"/>
+    <w:multiLevelType w:val="multilevel"/>
+    <w:tmpl w:val="2AD85455"/>
     <w:lvl w:ilvl="0" w:tentative="0">
+      <w:start w:val="1"/>
+      <w:numFmt w:val="bullet"/>
+      <w:lvlText w:val=""/>
+      <w:lvlJc w:val="left"/>
+      <w:pPr>
+        <w:ind w:left="420" w:hanging="420"/>
+      </w:pPr>
+      <w:rPr>
+        <w:rFonts w:hint="default" w:ascii="Wingdings" w:hAnsi="Wingdings"/>
+      </w:rPr>
+    </w:lvl>
+    <w:lvl w:ilvl="1" w:tentative="0">
+      <w:start w:val="1"/>
+      <w:numFmt w:val="bullet"/>
+      <w:lvlText w:val=""/>
+      <w:lvlJc w:val="left"/>
+      <w:pPr>
+        <w:tabs>
+          <w:tab w:val="left" w:pos="840"/>
+        </w:tabs>
+        <w:ind w:left="840" w:leftChars="0" w:hanging="420" w:firstLineChars="0"/>
+      </w:pPr>
+      <w:rPr>
+        <w:rFonts w:hint="default" w:ascii="Wingdings" w:hAnsi="Wingdings"/>
+      </w:rPr>
+    </w:lvl>
+    <w:lvl w:ilvl="2" w:tentative="0">
       <w:start w:val="1"/>
       <w:numFmt w:val="bullet"/>
       <w:lvlText w:val=""/>
       <w:lvlJc w:val="left"/>
       <w:pPr>
         <w:tabs>
-          <w:tab w:val="left" w:pos="840"/>
+          <w:tab w:val="left" w:pos="1260"/>
         </w:tabs>
-        <w:ind w:left="1260" w:hanging="420"/>
+        <w:ind w:left="1260" w:leftChars="0" w:hanging="420" w:firstLineChars="0"/>
+      </w:pPr>
+      <w:rPr>
+        <w:rFonts w:hint="default" w:ascii="Wingdings" w:hAnsi="Wingdings"/>
+      </w:rPr>
+    </w:lvl>
+    <w:lvl w:ilvl="3" w:tentative="0">
+      <w:start w:val="1"/>
+      <w:numFmt w:val="bullet"/>
+      <w:lvlText w:val=""/>
+      <w:lvlJc w:val="left"/>
+      <w:pPr>
+        <w:tabs>
+          <w:tab w:val="left" w:pos="1680"/>
+        </w:tabs>
+        <w:ind w:left="1680" w:leftChars="0" w:hanging="420" w:firstLineChars="0"/>
+      </w:pPr>
+      <w:rPr>
+        <w:rFonts w:hint="default" w:ascii="Wingdings" w:hAnsi="Wingdings"/>
+      </w:rPr>
+    </w:lvl>
+    <w:lvl w:ilvl="4" w:tentative="0">
+      <w:start w:val="1"/>
+      <w:numFmt w:val="bullet"/>
+      <w:lvlText w:val=""/>
+      <w:lvlJc w:val="left"/>
+      <w:pPr>
+        <w:tabs>
+          <w:tab w:val="left" w:pos="2100"/>
+        </w:tabs>
+        <w:ind w:left="2100" w:leftChars="0" w:hanging="420" w:firstLineChars="0"/>
+      </w:pPr>
+      <w:rPr>
+        <w:rFonts w:hint="default" w:ascii="Wingdings" w:hAnsi="Wingdings"/>
+      </w:rPr>
+    </w:lvl>
+    <w:lvl w:ilvl="5" w:tentative="0">
+      <w:start w:val="1"/>
+      <w:numFmt w:val="bullet"/>
+      <w:lvlText w:val=""/>
+      <w:lvlJc w:val="left"/>
+      <w:pPr>
+        <w:tabs>
+          <w:tab w:val="left" w:pos="2520"/>
+        </w:tabs>
+        <w:ind w:left="2520" w:leftChars="0" w:hanging="420" w:firstLineChars="0"/>
+      </w:pPr>
+      <w:rPr>
+        <w:rFonts w:hint="default" w:ascii="Wingdings" w:hAnsi="Wingdings"/>
+      </w:rPr>
+    </w:lvl>
+    <w:lvl w:ilvl="6" w:tentative="0">
+      <w:start w:val="1"/>
+      <w:numFmt w:val="bullet"/>
+      <w:lvlText w:val=""/>
+      <w:lvlJc w:val="left"/>
+      <w:pPr>
+        <w:tabs>
+          <w:tab w:val="left" w:pos="2940"/>
+        </w:tabs>
+        <w:ind w:left="2940" w:leftChars="0" w:hanging="420" w:firstLineChars="0"/>
+      </w:pPr>
+      <w:rPr>
+        <w:rFonts w:hint="default" w:ascii="Wingdings" w:hAnsi="Wingdings"/>
+      </w:rPr>
+    </w:lvl>
+    <w:lvl w:ilvl="7" w:tentative="0">
+      <w:start w:val="1"/>
+      <w:numFmt w:val="bullet"/>
+      <w:lvlText w:val=""/>
+      <w:lvlJc w:val="left"/>
+      <w:pPr>
+        <w:tabs>
+          <w:tab w:val="left" w:pos="3360"/>
+        </w:tabs>
+        <w:ind w:left="3360" w:leftChars="0" w:hanging="420" w:firstLineChars="0"/>
+      </w:pPr>
+      <w:rPr>
+        <w:rFonts w:hint="default" w:ascii="Wingdings" w:hAnsi="Wingdings"/>
+      </w:rPr>
+    </w:lvl>
+    <w:lvl w:ilvl="8" w:tentative="0">
+      <w:start w:val="1"/>
+      <w:numFmt w:val="bullet"/>
+      <w:lvlText w:val=""/>
+      <w:lvlJc w:val="left"/>
+      <w:pPr>
+        <w:tabs>
+          <w:tab w:val="left" w:pos="3780"/>
+        </w:tabs>
+        <w:ind w:left="3780" w:leftChars="0" w:hanging="420" w:firstLineChars="0"/>
       </w:pPr>
       <w:rPr>
         <w:rFonts w:hint="default" w:ascii="Wingdings" w:hAnsi="Wingdings"/>
@@ -8436,6 +9054,23 @@
     </w:lvl>
   </w:abstractNum>
   <w:abstractNum w:abstractNumId="10">
+    <w:nsid w:val="3058B79C"/>
+    <w:multiLevelType w:val="singleLevel"/>
+    <w:tmpl w:val="3058B79C"/>
+    <w:lvl w:ilvl="0" w:tentative="0">
+      <w:start w:val="1"/>
+      <w:numFmt w:val="decimal"/>
+      <w:lvlText w:val="%1."/>
+      <w:lvlJc w:val="left"/>
+      <w:pPr>
+        <w:ind w:left="425" w:hanging="425"/>
+      </w:pPr>
+      <w:rPr>
+        <w:rFonts w:hint="default"/>
+      </w:rPr>
+    </w:lvl>
+  </w:abstractNum>
+  <w:abstractNum w:abstractNumId="11">
     <w:nsid w:val="577ACFAD"/>
     <w:multiLevelType w:val="singleLevel"/>
     <w:tmpl w:val="577ACFAD"/>
@@ -8452,7 +9087,7 @@
       </w:rPr>
     </w:lvl>
   </w:abstractNum>
-  <w:abstractNum w:abstractNumId="11">
+  <w:abstractNum w:abstractNumId="12">
     <w:nsid w:val="5B3E1EC2"/>
     <w:multiLevelType w:val="singleLevel"/>
     <w:tmpl w:val="5B3E1EC2"/>
@@ -8469,7 +9104,7 @@
       </w:rPr>
     </w:lvl>
   </w:abstractNum>
-  <w:abstractNum w:abstractNumId="12">
+  <w:abstractNum w:abstractNumId="13">
     <w:nsid w:val="6239A39B"/>
     <w:multiLevelType w:val="singleLevel"/>
     <w:tmpl w:val="6239A39B"/>
@@ -8486,7 +9121,24 @@
       </w:rPr>
     </w:lvl>
   </w:abstractNum>
-  <w:abstractNum w:abstractNumId="13">
+  <w:abstractNum w:abstractNumId="14">
+    <w:nsid w:val="74BEB94E"/>
+    <w:multiLevelType w:val="singleLevel"/>
+    <w:tmpl w:val="74BEB94E"/>
+    <w:lvl w:ilvl="0" w:tentative="0">
+      <w:start w:val="1"/>
+      <w:numFmt w:val="decimal"/>
+      <w:lvlText w:val="%1."/>
+      <w:lvlJc w:val="left"/>
+      <w:pPr>
+        <w:ind w:left="425" w:hanging="425"/>
+      </w:pPr>
+      <w:rPr>
+        <w:rFonts w:hint="default"/>
+      </w:rPr>
+    </w:lvl>
+  </w:abstractNum>
+  <w:abstractNum w:abstractNumId="15">
     <w:nsid w:val="7AE905EC"/>
     <w:multiLevelType w:val="singleLevel"/>
     <w:tmpl w:val="7AE905EC"/>
@@ -8510,10 +9162,10 @@
     <w:abstractNumId w:val="0"/>
   </w:num>
   <w:num w:numId="2">
-    <w:abstractNumId w:val="8"/>
+    <w:abstractNumId w:val="9"/>
   </w:num>
   <w:num w:numId="3">
-    <w:abstractNumId w:val="13"/>
+    <w:abstractNumId w:val="15"/>
   </w:num>
   <w:num w:numId="4">
     <w:abstractNumId w:val="1"/>
@@ -8522,31 +9174,37 @@
     <w:abstractNumId w:val="3"/>
   </w:num>
   <w:num w:numId="6">
-    <w:abstractNumId w:val="5"/>
+    <w:abstractNumId w:val="8"/>
   </w:num>
   <w:num w:numId="7">
     <w:abstractNumId w:val="2"/>
   </w:num>
   <w:num w:numId="8">
-    <w:abstractNumId w:val="9"/>
+    <w:abstractNumId w:val="7"/>
   </w:num>
   <w:num w:numId="9">
     <w:abstractNumId w:val="4"/>
   </w:num>
   <w:num w:numId="10">
+    <w:abstractNumId w:val="10"/>
+  </w:num>
+  <w:num w:numId="11">
+    <w:abstractNumId w:val="5"/>
+  </w:num>
+  <w:num w:numId="12">
+    <w:abstractNumId w:val="13"/>
+  </w:num>
+  <w:num w:numId="13">
+    <w:abstractNumId w:val="11"/>
+  </w:num>
+  <w:num w:numId="14">
     <w:abstractNumId w:val="6"/>
   </w:num>
-  <w:num w:numId="11">
+  <w:num w:numId="15">
     <w:abstractNumId w:val="12"/>
   </w:num>
-  <w:num w:numId="12">
-    <w:abstractNumId w:val="10"/>
-  </w:num>
-  <w:num w:numId="13">
-    <w:abstractNumId w:val="7"/>
-  </w:num>
-  <w:num w:numId="14">
-    <w:abstractNumId w:val="11"/>
+  <w:num w:numId="16">
+    <w:abstractNumId w:val="14"/>
   </w:num>
 </w:numbering>
 </file>

--- a/2-运维相关组织架构及职责说明/0201-组织架构图及部门职责.docx
+++ b/2-运维相关组织架构及职责说明/0201-组织架构图及部门职责.docx
@@ -126,7 +126,7 @@
         <w:topLinePunct w:val="0"/>
         <w:bidi w:val="0"/>
       </w:pPr>
-      <w:bookmarkStart w:id="0" w:name="_Toc16493"/>
+      <w:bookmarkStart w:id="0" w:name="_Toc3221"/>
       <w:r>
         <w:rPr>
           <w:rFonts w:hint="eastAsia"/>
@@ -152,7 +152,7 @@
           <w:lang w:val="en-US"/>
         </w:rPr>
       </w:pPr>
-      <w:bookmarkStart w:id="1" w:name="_Toc20"/>
+      <w:bookmarkStart w:id="1" w:name="_Toc32226"/>
       <w:r>
         <w:rPr>
           <w:rFonts w:hint="eastAsia"/>
@@ -197,12 +197,6 @@
             <w:insideH w:val="none" w:color="auto" w:sz="0" w:space="0"/>
             <w:insideV w:val="none" w:color="auto" w:sz="0" w:space="0"/>
           </w:tblBorders>
-          <w:tblCellMar>
-            <w:top w:w="0" w:type="dxa"/>
-            <w:left w:w="108" w:type="dxa"/>
-            <w:bottom w:w="0" w:type="dxa"/>
-            <w:right w:w="108" w:type="dxa"/>
-          </w:tblCellMar>
         </w:tblPrEx>
         <w:trPr>
           <w:trHeight w:val="810" w:hRule="atLeast"/>
@@ -1871,7 +1865,7 @@
               <w:rFonts w:hint="eastAsia" w:ascii="宋体" w:hAnsi="宋体" w:eastAsia="宋体" w:cs="宋体"/>
               <w:szCs w:val="24"/>
             </w:rPr>
-            <w:instrText xml:space="preserve"> HYPERLINK \l _Toc16493 </w:instrText>
+            <w:instrText xml:space="preserve"> HYPERLINK \l _Toc3221 </w:instrText>
           </w:r>
           <w:r>
             <w:rPr>
@@ -1894,7 +1888,7 @@
             <w:fldChar w:fldCharType="begin"/>
           </w:r>
           <w:r>
-            <w:instrText xml:space="preserve"> PAGEREF _Toc16493 \h </w:instrText>
+            <w:instrText xml:space="preserve"> PAGEREF _Toc3221 \h </w:instrText>
           </w:r>
           <w:r>
             <w:fldChar w:fldCharType="separate"/>
@@ -1932,7 +1926,7 @@
               <w:rFonts w:hint="eastAsia" w:ascii="宋体" w:hAnsi="宋体" w:eastAsia="宋体" w:cs="宋体"/>
               <w:szCs w:val="24"/>
             </w:rPr>
-            <w:instrText xml:space="preserve"> HYPERLINK \l _Toc20 </w:instrText>
+            <w:instrText xml:space="preserve"> HYPERLINK \l _Toc32226 </w:instrText>
           </w:r>
           <w:r>
             <w:rPr>
@@ -1955,7 +1949,7 @@
             <w:fldChar w:fldCharType="begin"/>
           </w:r>
           <w:r>
-            <w:instrText xml:space="preserve"> PAGEREF _Toc20 \h </w:instrText>
+            <w:instrText xml:space="preserve"> PAGEREF _Toc32226 \h </w:instrText>
           </w:r>
           <w:r>
             <w:fldChar w:fldCharType="separate"/>
@@ -1993,7 +1987,7 @@
               <w:rFonts w:hint="eastAsia" w:ascii="宋体" w:hAnsi="宋体" w:eastAsia="宋体" w:cs="宋体"/>
               <w:szCs w:val="24"/>
             </w:rPr>
-            <w:instrText xml:space="preserve"> HYPERLINK \l _Toc3626 </w:instrText>
+            <w:instrText xml:space="preserve"> HYPERLINK \l _Toc22911 </w:instrText>
           </w:r>
           <w:r>
             <w:rPr>
@@ -2023,7 +2017,7 @@
             <w:fldChar w:fldCharType="begin"/>
           </w:r>
           <w:r>
-            <w:instrText xml:space="preserve"> PAGEREF _Toc3626 \h </w:instrText>
+            <w:instrText xml:space="preserve"> PAGEREF _Toc22911 \h </w:instrText>
           </w:r>
           <w:r>
             <w:fldChar w:fldCharType="separate"/>
@@ -2061,7 +2055,7 @@
               <w:rFonts w:hint="eastAsia" w:ascii="宋体" w:hAnsi="宋体" w:eastAsia="宋体" w:cs="宋体"/>
               <w:szCs w:val="24"/>
             </w:rPr>
-            <w:instrText xml:space="preserve"> HYPERLINK \l _Toc22837 </w:instrText>
+            <w:instrText xml:space="preserve"> HYPERLINK \l _Toc9799 </w:instrText>
           </w:r>
           <w:r>
             <w:rPr>
@@ -2086,7 +2080,7 @@
             <w:fldChar w:fldCharType="begin"/>
           </w:r>
           <w:r>
-            <w:instrText xml:space="preserve"> PAGEREF _Toc22837 \h </w:instrText>
+            <w:instrText xml:space="preserve"> PAGEREF _Toc9799 \h </w:instrText>
           </w:r>
           <w:r>
             <w:fldChar w:fldCharType="separate"/>
@@ -2124,7 +2118,7 @@
               <w:rFonts w:hint="eastAsia" w:ascii="宋体" w:hAnsi="宋体" w:eastAsia="宋体" w:cs="宋体"/>
               <w:szCs w:val="24"/>
             </w:rPr>
-            <w:instrText xml:space="preserve"> HYPERLINK \l _Toc17122 </w:instrText>
+            <w:instrText xml:space="preserve"> HYPERLINK \l _Toc5763 </w:instrText>
           </w:r>
           <w:r>
             <w:rPr>
@@ -2154,7 +2148,7 @@
             <w:fldChar w:fldCharType="begin"/>
           </w:r>
           <w:r>
-            <w:instrText xml:space="preserve"> PAGEREF _Toc17122 \h </w:instrText>
+            <w:instrText xml:space="preserve"> PAGEREF _Toc5763 \h </w:instrText>
           </w:r>
           <w:r>
             <w:fldChar w:fldCharType="separate"/>
@@ -2192,7 +2186,7 @@
               <w:rFonts w:hint="eastAsia" w:ascii="宋体" w:hAnsi="宋体" w:eastAsia="宋体" w:cs="宋体"/>
               <w:szCs w:val="24"/>
             </w:rPr>
-            <w:instrText xml:space="preserve"> HYPERLINK \l _Toc25950 </w:instrText>
+            <w:instrText xml:space="preserve"> HYPERLINK \l _Toc8645 </w:instrText>
           </w:r>
           <w:r>
             <w:rPr>
@@ -2224,7 +2218,7 @@
             <w:fldChar w:fldCharType="begin"/>
           </w:r>
           <w:r>
-            <w:instrText xml:space="preserve"> PAGEREF _Toc25950 \h </w:instrText>
+            <w:instrText xml:space="preserve"> PAGEREF _Toc8645 \h </w:instrText>
           </w:r>
           <w:r>
             <w:fldChar w:fldCharType="separate"/>
@@ -2262,7 +2256,7 @@
               <w:rFonts w:hint="eastAsia" w:ascii="宋体" w:hAnsi="宋体" w:eastAsia="宋体" w:cs="宋体"/>
               <w:szCs w:val="24"/>
             </w:rPr>
-            <w:instrText xml:space="preserve"> HYPERLINK \l _Toc24465 </w:instrText>
+            <w:instrText xml:space="preserve"> HYPERLINK \l _Toc3347 </w:instrText>
           </w:r>
           <w:r>
             <w:rPr>
@@ -2287,7 +2281,7 @@
             <w:fldChar w:fldCharType="begin"/>
           </w:r>
           <w:r>
-            <w:instrText xml:space="preserve"> PAGEREF _Toc24465 \h </w:instrText>
+            <w:instrText xml:space="preserve"> PAGEREF _Toc3347 \h </w:instrText>
           </w:r>
           <w:r>
             <w:fldChar w:fldCharType="separate"/>
@@ -2325,7 +2319,7 @@
               <w:rFonts w:hint="eastAsia" w:ascii="宋体" w:hAnsi="宋体" w:eastAsia="宋体" w:cs="宋体"/>
               <w:szCs w:val="24"/>
             </w:rPr>
-            <w:instrText xml:space="preserve"> HYPERLINK \l _Toc2925 </w:instrText>
+            <w:instrText xml:space="preserve"> HYPERLINK \l _Toc279 </w:instrText>
           </w:r>
           <w:r>
             <w:rPr>
@@ -2354,7 +2348,7 @@
             <w:fldChar w:fldCharType="begin"/>
           </w:r>
           <w:r>
-            <w:instrText xml:space="preserve"> PAGEREF _Toc2925 \h </w:instrText>
+            <w:instrText xml:space="preserve"> PAGEREF _Toc279 \h </w:instrText>
           </w:r>
           <w:r>
             <w:fldChar w:fldCharType="separate"/>
@@ -2392,7 +2386,7 @@
               <w:rFonts w:hint="eastAsia" w:ascii="宋体" w:hAnsi="宋体" w:eastAsia="宋体" w:cs="宋体"/>
               <w:szCs w:val="24"/>
             </w:rPr>
-            <w:instrText xml:space="preserve"> HYPERLINK \l _Toc14891 </w:instrText>
+            <w:instrText xml:space="preserve"> HYPERLINK \l _Toc11182 </w:instrText>
           </w:r>
           <w:r>
             <w:rPr>
@@ -2417,7 +2411,7 @@
             <w:fldChar w:fldCharType="begin"/>
           </w:r>
           <w:r>
-            <w:instrText xml:space="preserve"> PAGEREF _Toc14891 \h </w:instrText>
+            <w:instrText xml:space="preserve"> PAGEREF _Toc11182 \h </w:instrText>
           </w:r>
           <w:r>
             <w:fldChar w:fldCharType="separate"/>
@@ -2455,7 +2449,7 @@
               <w:rFonts w:hint="eastAsia" w:ascii="宋体" w:hAnsi="宋体" w:eastAsia="宋体" w:cs="宋体"/>
               <w:szCs w:val="24"/>
             </w:rPr>
-            <w:instrText xml:space="preserve"> HYPERLINK \l _Toc20972 </w:instrText>
+            <w:instrText xml:space="preserve"> HYPERLINK \l _Toc24243 </w:instrText>
           </w:r>
           <w:r>
             <w:rPr>
@@ -2480,7 +2474,7 @@
             <w:fldChar w:fldCharType="begin"/>
           </w:r>
           <w:r>
-            <w:instrText xml:space="preserve"> PAGEREF _Toc20972 \h </w:instrText>
+            <w:instrText xml:space="preserve"> PAGEREF _Toc24243 \h </w:instrText>
           </w:r>
           <w:r>
             <w:fldChar w:fldCharType="separate"/>
@@ -2518,7 +2512,7 @@
               <w:rFonts w:hint="eastAsia" w:ascii="宋体" w:hAnsi="宋体" w:eastAsia="宋体" w:cs="宋体"/>
               <w:szCs w:val="24"/>
             </w:rPr>
-            <w:instrText xml:space="preserve"> HYPERLINK \l _Toc11755 </w:instrText>
+            <w:instrText xml:space="preserve"> HYPERLINK \l _Toc6455 </w:instrText>
           </w:r>
           <w:r>
             <w:rPr>
@@ -2547,7 +2541,7 @@
             <w:fldChar w:fldCharType="begin"/>
           </w:r>
           <w:r>
-            <w:instrText xml:space="preserve"> PAGEREF _Toc11755 \h </w:instrText>
+            <w:instrText xml:space="preserve"> PAGEREF _Toc6455 \h </w:instrText>
           </w:r>
           <w:r>
             <w:fldChar w:fldCharType="separate"/>
@@ -2585,7 +2579,7 @@
               <w:rFonts w:hint="eastAsia" w:ascii="宋体" w:hAnsi="宋体" w:eastAsia="宋体" w:cs="宋体"/>
               <w:szCs w:val="24"/>
             </w:rPr>
-            <w:instrText xml:space="preserve"> HYPERLINK \l _Toc17047 </w:instrText>
+            <w:instrText xml:space="preserve"> HYPERLINK \l _Toc27429 </w:instrText>
           </w:r>
           <w:r>
             <w:rPr>
@@ -2615,7 +2609,7 @@
             <w:fldChar w:fldCharType="begin"/>
           </w:r>
           <w:r>
-            <w:instrText xml:space="preserve"> PAGEREF _Toc17047 \h </w:instrText>
+            <w:instrText xml:space="preserve"> PAGEREF _Toc27429 \h </w:instrText>
           </w:r>
           <w:r>
             <w:fldChar w:fldCharType="separate"/>
@@ -2653,7 +2647,7 @@
               <w:rFonts w:hint="eastAsia" w:ascii="宋体" w:hAnsi="宋体" w:eastAsia="宋体" w:cs="宋体"/>
               <w:szCs w:val="24"/>
             </w:rPr>
-            <w:instrText xml:space="preserve"> HYPERLINK \l _Toc4932 </w:instrText>
+            <w:instrText xml:space="preserve"> HYPERLINK \l _Toc15446 </w:instrText>
           </w:r>
           <w:r>
             <w:rPr>
@@ -2682,7 +2676,7 @@
             <w:fldChar w:fldCharType="begin"/>
           </w:r>
           <w:r>
-            <w:instrText xml:space="preserve"> PAGEREF _Toc4932 \h </w:instrText>
+            <w:instrText xml:space="preserve"> PAGEREF _Toc15446 \h </w:instrText>
           </w:r>
           <w:r>
             <w:fldChar w:fldCharType="separate"/>
@@ -2720,7 +2714,7 @@
               <w:rFonts w:hint="eastAsia" w:ascii="宋体" w:hAnsi="宋体" w:eastAsia="宋体" w:cs="宋体"/>
               <w:szCs w:val="24"/>
             </w:rPr>
-            <w:instrText xml:space="preserve"> HYPERLINK \l _Toc6941 </w:instrText>
+            <w:instrText xml:space="preserve"> HYPERLINK \l _Toc20865 </w:instrText>
           </w:r>
           <w:r>
             <w:rPr>
@@ -2750,7 +2744,7 @@
             <w:fldChar w:fldCharType="begin"/>
           </w:r>
           <w:r>
-            <w:instrText xml:space="preserve"> PAGEREF _Toc6941 \h </w:instrText>
+            <w:instrText xml:space="preserve"> PAGEREF _Toc20865 \h </w:instrText>
           </w:r>
           <w:r>
             <w:fldChar w:fldCharType="separate"/>
@@ -2845,7 +2839,7 @@
           <w:lang w:val="en-US" w:eastAsia="zh-CN"/>
         </w:rPr>
       </w:pPr>
-      <w:bookmarkStart w:id="2" w:name="_Toc3626"/>
+      <w:bookmarkStart w:id="2" w:name="_Toc22911"/>
       <w:r>
         <w:rPr>
           <w:rFonts w:hint="eastAsia"/>
@@ -3530,48 +3524,47 @@
         </w:rPr>
         <w:t>研发组</w:t>
       </w:r>
+    </w:p>
+    <w:p>
+      <w:pPr>
+        <w:pStyle w:val="2"/>
+        <w:keepNext w:val="0"/>
+        <w:keepLines w:val="0"/>
+        <w:pageBreakBefore w:val="0"/>
+        <w:widowControl w:val="0"/>
+        <w:wordWrap/>
+        <w:overflowPunct/>
+        <w:topLinePunct w:val="0"/>
+        <w:bidi w:val="0"/>
+        <w:rPr>
+          <w:rFonts w:hint="default"/>
+          <w:lang w:val="en-US" w:eastAsia="zh-CN"/>
+        </w:rPr>
+      </w:pPr>
+    </w:p>
+    <w:p>
+      <w:pPr>
+        <w:keepNext w:val="0"/>
+        <w:keepLines w:val="0"/>
+        <w:pageBreakBefore w:val="0"/>
+        <w:widowControl w:val="0"/>
+        <w:wordWrap/>
+        <w:overflowPunct/>
+        <w:topLinePunct w:val="0"/>
+        <w:bidi w:val="0"/>
+        <w:rPr>
+          <w:rFonts w:hint="default"/>
+          <w:lang w:val="en-US" w:eastAsia="zh-CN"/>
+        </w:rPr>
+      </w:pPr>
       <w:bookmarkStart w:id="14" w:name="_GoBack"/>
-      <w:bookmarkEnd w:id="14"/>
-    </w:p>
-    <w:p>
-      <w:pPr>
-        <w:pStyle w:val="2"/>
-        <w:keepNext w:val="0"/>
-        <w:keepLines w:val="0"/>
-        <w:pageBreakBefore w:val="0"/>
-        <w:widowControl w:val="0"/>
-        <w:wordWrap/>
-        <w:overflowPunct/>
-        <w:topLinePunct w:val="0"/>
-        <w:bidi w:val="0"/>
+      <w:r>
         <w:rPr>
           <w:rFonts w:hint="default"/>
           <w:lang w:val="en-US" w:eastAsia="zh-CN"/>
         </w:rPr>
-      </w:pPr>
-    </w:p>
-    <w:p>
-      <w:pPr>
-        <w:keepNext w:val="0"/>
-        <w:keepLines w:val="0"/>
-        <w:pageBreakBefore w:val="0"/>
-        <w:widowControl w:val="0"/>
-        <w:wordWrap/>
-        <w:overflowPunct/>
-        <w:topLinePunct w:val="0"/>
-        <w:bidi w:val="0"/>
-        <w:rPr>
-          <w:rFonts w:hint="default"/>
-          <w:lang w:val="en-US" w:eastAsia="zh-CN"/>
-        </w:rPr>
-      </w:pPr>
-      <w:r>
-        <w:rPr>
-          <w:rFonts w:hint="default"/>
-          <w:lang w:val="en-US" w:eastAsia="zh-CN"/>
-        </w:rPr>
         <w:object>
-          <v:shape id="_x0000_i1025" o:spt="75" type="#_x0000_t75" style="height:294pt;width:455.95pt;" o:ole="t" filled="f" o:preferrelative="t" stroked="f" coordsize="21600,21600">
+          <v:shape id="_x0000_i1025" o:spt="75" alt="" type="#_x0000_t75" style="height:294pt;width:455.95pt;" o:ole="t" filled="f" o:preferrelative="t" stroked="f" coordsize="21600,21600">
             <v:path/>
             <v:fill on="f" focussize="0,0"/>
             <v:stroke on="f"/>
@@ -3585,6 +3578,7 @@
           </o:OLEObject>
         </w:object>
       </w:r>
+      <w:bookmarkEnd w:id="14"/>
     </w:p>
     <w:p>
       <w:pPr>
@@ -3598,7 +3592,7 @@
         <w:topLinePunct w:val="0"/>
         <w:bidi w:val="0"/>
       </w:pPr>
-      <w:bookmarkStart w:id="3" w:name="_Toc22837"/>
+      <w:bookmarkStart w:id="3" w:name="_Toc9799"/>
       <w:r>
         <w:t>部门设定及岗位职责</w:t>
       </w:r>
@@ -3620,7 +3614,7 @@
           <w:lang w:val="en-US" w:eastAsia="zh-CN"/>
         </w:rPr>
       </w:pPr>
-      <w:bookmarkStart w:id="4" w:name="_Toc17122"/>
+      <w:bookmarkStart w:id="4" w:name="_Toc5763"/>
       <w:r>
         <w:rPr>
           <w:rFonts w:hint="eastAsia"/>
@@ -3985,7 +3979,7 @@
           <w:szCs w:val="24"/>
         </w:rPr>
       </w:pPr>
-      <w:bookmarkStart w:id="5" w:name="_Toc25950"/>
+      <w:bookmarkStart w:id="5" w:name="_Toc8645"/>
       <w:r>
         <w:rPr>
           <w:rFonts w:hint="eastAsia" w:ascii="黑体" w:hAnsi="黑体" w:eastAsia="黑体" w:cs="黑体"/>
@@ -4010,7 +4004,7 @@
         <w:topLinePunct w:val="0"/>
         <w:bidi w:val="0"/>
       </w:pPr>
-      <w:bookmarkStart w:id="6" w:name="_Toc24465"/>
+      <w:bookmarkStart w:id="6" w:name="_Toc3347"/>
       <w:r>
         <w:t>总经理</w:t>
       </w:r>
@@ -4479,7 +4473,7 @@
         <w:topLinePunct w:val="0"/>
         <w:bidi w:val="0"/>
       </w:pPr>
-      <w:bookmarkStart w:id="7" w:name="_Toc2925"/>
+      <w:bookmarkStart w:id="7" w:name="_Toc279"/>
       <w:r>
         <w:rPr>
           <w:rFonts w:hint="eastAsia"/>
@@ -4744,7 +4738,7 @@
         <w:topLinePunct w:val="0"/>
         <w:bidi w:val="0"/>
       </w:pPr>
-      <w:bookmarkStart w:id="8" w:name="_Toc14891"/>
+      <w:bookmarkStart w:id="8" w:name="_Toc11182"/>
       <w:r>
         <w:t>管理者代表</w:t>
       </w:r>
@@ -5137,7 +5131,7 @@
         <w:topLinePunct w:val="0"/>
         <w:bidi w:val="0"/>
       </w:pPr>
-      <w:bookmarkStart w:id="9" w:name="_Toc20972"/>
+      <w:bookmarkStart w:id="9" w:name="_Toc24243"/>
       <w:r>
         <w:t>应急管理办公室</w:t>
       </w:r>
@@ -5557,7 +5551,7 @@
         <w:topLinePunct w:val="0"/>
         <w:bidi w:val="0"/>
       </w:pPr>
-      <w:bookmarkStart w:id="10" w:name="_Toc11755"/>
+      <w:bookmarkStart w:id="10" w:name="_Toc6455"/>
       <w:r>
         <w:rPr>
           <w:rFonts w:hint="eastAsia"/>
@@ -6917,7 +6911,7 @@
           <w:lang w:val="en-US"/>
         </w:rPr>
       </w:pPr>
-      <w:bookmarkStart w:id="11" w:name="_Toc17047"/>
+      <w:bookmarkStart w:id="11" w:name="_Toc27429"/>
       <w:r>
         <w:rPr>
           <w:rFonts w:hint="eastAsia"/>
@@ -7309,7 +7303,7 @@
         <w:topLinePunct w:val="0"/>
         <w:bidi w:val="0"/>
       </w:pPr>
-      <w:bookmarkStart w:id="12" w:name="_Toc4932"/>
+      <w:bookmarkStart w:id="12" w:name="_Toc15446"/>
       <w:r>
         <w:rPr>
           <w:rFonts w:hint="eastAsia"/>
@@ -8098,7 +8092,7 @@
           <w:lang w:val="en-US" w:eastAsia="zh-CN"/>
         </w:rPr>
       </w:pPr>
-      <w:bookmarkStart w:id="13" w:name="_Toc6941"/>
+      <w:bookmarkStart w:id="13" w:name="_Toc20865"/>
       <w:r>
         <w:rPr>
           <w:rFonts w:hint="eastAsia"/>
